--- a/Science Books/QED Course/Lesson 84 QED at Finite Temperature.docx
+++ b/Science Books/QED Course/Lesson 84 QED at Finite Temperature.docx
@@ -58,7 +58,7 @@
     </w:p>
     <w:p>
       <w:pPr>
-        <w:pStyle w:val="Heading1"/>
+        <w:pStyle w:val="Heading2"/>
       </w:pPr>
       <w:r>
         <w:t>How to use this lesson</w:t>
@@ -66,12 +66,12 @@
     </w:p>
     <w:p>
       <w:r>
-        <w:t>Wick rotation (Lesson 66) turns e^{iS} into e^{−S_E}. At temperature T the Euclidean time is compact with period β=1/T, bosons periodic, fermions antiperiodic. Loop integrals become sums over Matsubara frequencies 2πnT (bosons) or 2π(n+1/2)T (fermions). Expect five to seven hours. This course does not compute a thermal production rate in full. A thermal equilibrium state is a trace, Tr e^{−H/T}, which in the path integral is a closed loop in imaginary time of length 1/T. The Feynman rules of Lesson 49 still apply, with k⁰ replaced by iω_n and ∫dk⁰/2π replaced by T Σ_n. Infrared divergences of Lesson 73 are more severe in a thermal plasma because the Bose factor 1/ω is singular at ω=0; that is a research-level warning, not a calculation performed here.</w:t>
+        <w:t>Wick rotation (Lesson 66) turns e^{iS} into e^{−S_E}. At temperature T the Euclidean time is compact with period β=1/T: bosons periodic, fermions antiperiodic. Loop integrals become sums over Matsubara frequencies. This lesson derives those boundary conditions from Tr e^{−H/T} and stops short of a full thermal rate. Expect five to seven hours.</w:t>
       </w:r>
     </w:p>
     <w:p>
       <w:pPr>
-        <w:pStyle w:val="Heading2"/>
+        <w:pStyle w:val="Heading3"/>
       </w:pPr>
       <w:r>
         <w:t>Learning objectives</w:t>
@@ -82,7 +82,7 @@
         <w:pStyle w:val="ListBullet"/>
       </w:pPr>
       <w:r>
-        <w:t>State Z(T)=∫_{periodic} Dφ exp(−S_E) with τ∈[0,1/T].</w:t>
+        <w:t>Identify the thermal partition function with a Euclidean path integral of period 1/T.</w:t>
       </w:r>
     </w:p>
     <w:p>
@@ -90,7 +90,7 @@
         <w:pStyle w:val="ListBullet"/>
       </w:pPr>
       <w:r>
-        <w:t>Write bosonic Matsubara frequencies ω_n=2πnT.</w:t>
+        <w:t>Derive bosonic periodicity φ(τ+β)=φ(τ) from the trace.</w:t>
       </w:r>
     </w:p>
     <w:p>
@@ -98,7 +98,7 @@
         <w:pStyle w:val="ListBullet"/>
       </w:pPr>
       <w:r>
-        <w:t>Write fermionic frequencies ω_n=2π(n+1/2)T.</w:t>
+        <w:t>Derive fermionic antiperiodicity ψ(τ+β)=−ψ(τ) from the Grassmann trace.</w:t>
       </w:r>
     </w:p>
     <w:p>
@@ -106,12 +106,12 @@
         <w:pStyle w:val="ListBullet"/>
       </w:pPr>
       <w:r>
-        <w:t>Note that T→0 recovers ordinary QED, and that thermal photons have a Bose distribution once the k⁰ contour is done.</w:t>
+        <w:t>Replace ∫dk⁰/2π by T Σ_n, with ω_n=2πnT (bosons) or 2π(n+1/2)T (fermions).</w:t>
       </w:r>
     </w:p>
     <w:p>
       <w:pPr>
-        <w:pStyle w:val="Heading2"/>
+        <w:pStyle w:val="Heading3"/>
       </w:pPr>
       <w:r>
         <w:t>Notation and conventions</w:t>
@@ -190,7 +190,7 @@
           </w:tcPr>
           <w:p>
             <w:r>
-              <w:t>τ</w:t>
+              <w:t>β=1/T</w:t>
             </w:r>
           </w:p>
         </w:tc>
@@ -207,7 +207,7 @@
           </w:tcPr>
           <w:p>
             <w:r>
-              <w:t>τ ~ τ+1/T</w:t>
+              <w:t>Inverse temperature (k_B=1)</w:t>
             </w:r>
           </w:p>
         </w:tc>
@@ -227,7 +227,7 @@
           </w:tcPr>
           <w:p>
             <w:r>
-              <w:t>ω_n=2πnT</w:t>
+              <w:t>τ</w:t>
             </w:r>
           </w:p>
         </w:tc>
@@ -245,7 +245,7 @@
           </w:tcPr>
           <w:p>
             <w:r>
-              <w:t>ω_n=2πnT bosons</w:t>
+              <w:t>Euclidean time, τ∈[0,β]</w:t>
             </w:r>
           </w:p>
         </w:tc>
@@ -264,7 +264,7 @@
           </w:tcPr>
           <w:p>
             <w:r>
-              <w:t>fermions</w:t>
+              <w:t>ω_n</w:t>
             </w:r>
           </w:p>
         </w:tc>
@@ -281,7 +281,7 @@
           </w:tcPr>
           <w:p>
             <w:r>
-              <w:t>fermions antiperiodic</w:t>
+              <w:t>Matsubara frequency</w:t>
             </w:r>
           </w:p>
         </w:tc>
@@ -289,72 +289,308 @@
     </w:tbl>
     <w:p>
       <w:pPr>
-        <w:pStyle w:val="Heading1"/>
+        <w:pStyle w:val="Heading2"/>
       </w:pPr>
       <w:r>
-        <w:t>1 The physical point</w:t>
+        <w:t>1 From a trace to a circle</w:t>
       </w:r>
     </w:p>
     <w:p>
       <w:r>
-        <w:t>Wick rotation (Lesson 66) turns e^{iS} into e^{−S_E}. At temperature T the Euclidean time is compact with period β=1/T, bosons periodic, fermions antiperiodic. Loop integrals become sums over Matsubara frequencies 2πnT (bosons) or 2π(n+1/2)T (fermions). Expect five to seven hours. This course does not compute a thermal production rate in full. A thermal equilibrium state is a trace, Tr e^{−H/T}, which in the path integral is a closed loop in imaginary time of length 1/T. The Feynman rules of Lesson 49 still apply, with k⁰ replaced by iω_n and ∫dk⁰/2π replaced by T Σ_n. Infrared divergences of Lesson 73 are more severe in a thermal plasma because the Bose factor 1/ω is singular at ω=0; that is a research-level warning, not a calculation performed here.</w:t>
+        <w:t>The canonical partition function is Z(T)=Tr e^{−βH}. Inserting complete sets of field eigenstates at N Euclidean time slices, exactly as Lesson 79 sliced e^{−iHT} but with t→−iτ and T_Minkowski→β, produces</w:t>
       </w:r>
     </w:p>
     <w:p>
       <w:pPr>
-        <w:pStyle w:val="Heading3"/>
+        <w:spacing w:before="100" w:after="160"/>
+        <w:jc w:val="center"/>
+      </w:pPr>
+      <m:oMathPara>
+        <m:oMath>
+          <m:r>
+            <m:t xml:space="preserve">Z</m:t>
+          </m:r>
+          <m:r>
+            <m:t xml:space="preserve">T</m:t>
+          </m:r>
+          <m:r>
+            <m:t xml:space="preserve">=</m:t>
+          </m:r>
+          <m:sSub>
+            <m:e>
+              <m:r>
+                <m:t xml:space="preserve">∫</m:t>
+              </m:r>
+            </m:e>
+            <m:sub>
+              <m:r>
+                <m:t xml:space="preserve">periodic</m:t>
+              </m:r>
+            </m:sub>
+          </m:sSub>
+          <m:r>
+            <m:t xml:space="preserve">Dφ</m:t>
+          </m:r>
+          <m:r>
+            <m:t xml:space="preserve">exp</m:t>
+          </m:r>
+          <m:r>
+            <m:t xml:space="preserve">−</m:t>
+          </m:r>
+          <m:sSub>
+            <m:e>
+              <m:r>
+                <m:t xml:space="preserve">S</m:t>
+              </m:r>
+            </m:e>
+            <m:sub>
+              <m:r>
+                <m:t xml:space="preserve">E</m:t>
+              </m:r>
+            </m:sub>
+          </m:sSub>
+          <m:r>
+            <m:t xml:space="preserve">[</m:t>
+          </m:r>
+          <m:r>
+            <m:t xml:space="preserve">φ</m:t>
+          </m:r>
+          <m:r>
+            <m:t xml:space="preserve">]</m:t>
+          </m:r>
+        </m:oMath>
+      </m:oMathPara>
+    </w:p>
+    <w:p>
+      <w:r>
+        <w:t>with τ running from 0 to β and the two ends identified because a trace identifies the last complete set with the first.</w:t>
+      </w:r>
+    </w:p>
+    <w:p>
+      <w:pPr>
+        <w:spacing w:before="160" w:after="160"/>
+        <w:jc w:val="center"/>
       </w:pPr>
       <w:r>
+        <w:rPr>
+          <w:rFonts w:ascii="Consolas" w:hAnsi="Consolas" w:cs="Consolas" w:eastAsia="Consolas"/>
+          <w:sz w:val="20"/>
+        </w:rPr>
+        <w:t xml:space="preserve">  τ = β  ===========================  identified with τ=0</w:t>
+      </w:r>
+      <w:r>
+        <w:rPr>
+          <w:rFonts w:ascii="Consolas" w:hAnsi="Consolas" w:cs="Consolas" w:eastAsia="Consolas"/>
+          <w:sz w:val="20"/>
+        </w:rPr>
+        <w:br/>
+        <w:t xml:space="preserve">         |                         |</w:t>
+      </w:r>
+      <w:r>
+        <w:rPr>
+          <w:rFonts w:ascii="Consolas" w:hAnsi="Consolas" w:cs="Consolas" w:eastAsia="Consolas"/>
+          <w:sz w:val="20"/>
+        </w:rPr>
+        <w:br/>
+        <w:t xml:space="preserve">         |     Euclidean QED       |</w:t>
+      </w:r>
+      <w:r>
+        <w:rPr>
+          <w:rFonts w:ascii="Consolas" w:hAnsi="Consolas" w:cs="Consolas" w:eastAsia="Consolas"/>
+          <w:sz w:val="20"/>
+        </w:rPr>
+        <w:br/>
+        <w:t xml:space="preserve">         |     on a cylinder       |</w:t>
+      </w:r>
+      <w:r>
+        <w:rPr>
+          <w:rFonts w:ascii="Consolas" w:hAnsi="Consolas" w:cs="Consolas" w:eastAsia="Consolas"/>
+          <w:sz w:val="20"/>
+        </w:rPr>
+        <w:br/>
+        <w:t xml:space="preserve">  τ = 0  ===========================</w:t>
+      </w:r>
+    </w:p>
+    <w:p>
+      <w:r>
+        <w:rPr>
+          <w:b/>
+          <w:i/>
+        </w:rPr>
         <w:t>Worked example 1</w:t>
       </w:r>
     </w:p>
     <w:p>
       <w:r>
-        <w:t>State the central relation of this lesson in one sentence and name the earlier lesson it uses. A thermal equilibrium state is a trace, Tr e^{−H/T}, which in the path integral is a closed loop in imaginary time of length 1/T.</w:t>
+        <w:t>Why is T→0 ordinary QED? β→∞ decompactifies Euclidean time, recovering Lesson 66's Wick-rotated vacuum theory. Thermal corrections are e^{−m/T} or powers of T/m, which vanish in that limit.</w:t>
       </w:r>
     </w:p>
     <w:p>
       <w:pPr>
-        <w:pStyle w:val="Heading1"/>
+        <w:pStyle w:val="Heading2"/>
       </w:pPr>
       <w:r>
-        <w:t>2 Development</w:t>
+        <w:t>2 Bosons versus fermions</w:t>
       </w:r>
     </w:p>
     <w:p>
       <w:r>
-        <w:t>Start from the objects already in hand. Separate a definition from a derived consequence. Evaluate a limit (low energy, on-shell, or μ→μ₀) as a check. Then name what is still incomplete.</w:t>
+        <w:t>A trace over bosonic states identifies φ(β) with φ(0): periodic. A trace over Grassmann states, Tr F=Σ ⟨n|F|n⟩, introduces a minus when a fermion is cycled past the other fermions in the complete-set insertion, which is equivalent to antiperiodic boundary conditions ψ(β)=−ψ(0). Photons are bosons. Electrons are fermions.</w:t>
+      </w:r>
+    </w:p>
+    <w:p>
+      <w:r>
+        <w:t>The Fourier modes on the circle are then e^{iω_n τ} with</w:t>
       </w:r>
     </w:p>
     <w:p>
       <w:pPr>
-        <w:pStyle w:val="Heading3"/>
+        <w:spacing w:before="100" w:after="160"/>
+        <w:jc w:val="center"/>
+      </w:pPr>
+      <m:oMathPara>
+        <m:oMath>
+          <m:sSub>
+            <m:e>
+              <m:r>
+                <m:t xml:space="preserve">ω</m:t>
+              </m:r>
+            </m:e>
+            <m:sub>
+              <m:r>
+                <m:t xml:space="preserve">n</m:t>
+              </m:r>
+            </m:sub>
+          </m:sSub>
+          <m:r>
+            <m:t xml:space="preserve">=</m:t>
+          </m:r>
+          <m:r>
+            <m:t xml:space="preserve">2π</m:t>
+          </m:r>
+          <m:r>
+            <m:t xml:space="preserve">n</m:t>
+          </m:r>
+          <m:r>
+            <m:t xml:space="preserve">T</m:t>
+          </m:r>
+          <m:r>
+            <m:t xml:space="preserve">photons</m:t>
+          </m:r>
+          <m:r>
+            <m:t xml:space="preserve">,</m:t>
+          </m:r>
+          <m:r>
+            <m:t xml:space="preserve">n</m:t>
+          </m:r>
+          <m:r>
+            <m:t xml:space="preserve">∈</m:t>
+          </m:r>
+          <m:r>
+            <m:t xml:space="preserve">ℤ</m:t>
+          </m:r>
+        </m:oMath>
+      </m:oMathPara>
+    </w:p>
+    <w:p>
+      <w:pPr>
+        <w:spacing w:before="100" w:after="160"/>
+        <w:jc w:val="center"/>
+      </w:pPr>
+      <m:oMathPara>
+        <m:oMath>
+          <m:sSub>
+            <m:e>
+              <m:r>
+                <m:t xml:space="preserve">ω</m:t>
+              </m:r>
+            </m:e>
+            <m:sub>
+              <m:r>
+                <m:t xml:space="preserve">n</m:t>
+              </m:r>
+            </m:sub>
+          </m:sSub>
+          <m:r>
+            <m:t xml:space="preserve">=</m:t>
+          </m:r>
+          <m:r>
+            <m:t xml:space="preserve">2π</m:t>
+          </m:r>
+          <m:r>
+            <m:t xml:space="preserve">n</m:t>
+          </m:r>
+          <m:r>
+            <m:t xml:space="preserve">+</m:t>
+          </m:r>
+          <m:f>
+            <m:num>
+              <m:r>
+                <m:t xml:space="preserve">1</m:t>
+              </m:r>
+            </m:num>
+            <m:den>
+              <m:r>
+                <m:t xml:space="preserve">2</m:t>
+              </m:r>
+            </m:den>
+          </m:f>
+          <m:r>
+            <m:t xml:space="preserve">T</m:t>
+          </m:r>
+          <m:r>
+            <m:t xml:space="preserve">electrons</m:t>
+          </m:r>
+          <m:r>
+            <m:t xml:space="preserve">,</m:t>
+          </m:r>
+          <m:r>
+            <m:t xml:space="preserve">n</m:t>
+          </m:r>
+          <m:r>
+            <m:t xml:space="preserve">∈</m:t>
+          </m:r>
+          <m:r>
+            <m:t xml:space="preserve">ℤ</m:t>
+          </m:r>
+        </m:oMath>
+      </m:oMathPara>
+    </w:p>
+    <w:p>
+      <w:r>
+        <w:t>A loop integral ∫d⁴k/(2π)⁴ becomes T Σ_n ∫d³k/(2π)³, with k⁰ replaced by iω_n.</w:t>
+      </w:r>
+    </w:p>
+    <w:p>
+      <w:pPr>
+        <w:pStyle w:val="Heading2"/>
       </w:pPr>
       <w:r>
+        <w:t>3 What thermal QED changes, and what it does not</w:t>
+      </w:r>
+    </w:p>
+    <w:p>
+      <w:r>
+        <w:t>The Feynman rules of Lesson 49 still apply, with that replacement. The Ward identity still kills the photon mass: a thermal plasma does not give the photon a Lorentz-invariant mass, though it does generate a Debye screening length for the electric field. Infrared divergences of Lesson 73 are worse, because a Bose factor 1/(e^{ω/T}−1)∼T/ω is singular at ω=0. This lesson does not compute a thermal production rate; it warns that the vacuum Bloch–Nordsieck cancellation is not the last word in a plasma.</w:t>
+      </w:r>
+    </w:p>
+    <w:p>
+      <w:r>
+        <w:rPr>
+          <w:b/>
+          <w:i/>
+        </w:rPr>
         <w:t>Worked example 2</w:t>
       </w:r>
     </w:p>
     <w:p>
       <w:r>
-        <w:t>Identify which step is a definition, which is a physical assumption, and which is algebra, using this lesson's core relation.</w:t>
+        <w:t>A photon at rest in the plasma has ω=0 in the vacuum sense. Is that mode thermal? The n=0 Matsubara photon is the static mode, responsible for Debye screening. It is not a propagating on-shell photon of Lesson 37. Confusing the two is how one might think the photon had acquired a mass in conflict with Lesson 71.</w:t>
       </w:r>
     </w:p>
     <w:p>
       <w:pPr>
-        <w:pStyle w:val="Heading1"/>
-      </w:pPr>
-      <w:r>
-        <w:t>3 What is not being claimed</w:t>
-      </w:r>
-    </w:p>
-    <w:p>
-      <w:r>
-        <w:t>This lesson does not replace a numerical computer algebra evaluation of every integral it names. It does state a checkable relation, a limit, and the connection to a previous derivation in this course.</w:t>
-      </w:r>
-    </w:p>
-    <w:p>
-      <w:pPr>
-        <w:pStyle w:val="Heading1"/>
+        <w:pStyle w:val="Heading2"/>
       </w:pPr>
       <w:r>
         <w:t>Connections to QED</w:t>
@@ -433,7 +669,7 @@
           </w:tcPr>
           <w:p>
             <w:r>
-              <w:t>τ ~ τ+1/T</w:t>
+              <w:t>Z(T)=∫_{period 1/T} e^{−S_E}</w:t>
             </w:r>
           </w:p>
         </w:tc>
@@ -450,7 +686,7 @@
           </w:tcPr>
           <w:p>
             <w:r>
-              <w:t>Used in later precision or formal chapters</w:t>
+              <w:t>Thermal expectation values</w:t>
             </w:r>
           </w:p>
         </w:tc>
@@ -470,7 +706,7 @@
           </w:tcPr>
           <w:p>
             <w:r>
-              <w:t>ω_n=2πnT bosons</w:t>
+              <w:t>ω_n=2πnT or 2π(n+1/2)T</w:t>
             </w:r>
           </w:p>
         </w:tc>
@@ -488,7 +724,43 @@
           </w:tcPr>
           <w:p>
             <w:r>
-              <w:t>Organizes the present calculation</w:t>
+              <w:t>Thermal loops</w:t>
+            </w:r>
+          </w:p>
+        </w:tc>
+      </w:tr>
+      <w:tr>
+        <w:tc>
+          <w:tcPr>
+            <w:tcW w:type="dxa" w:w="3264"/>
+            <w:vAlign w:val="center"/>
+            <w:tcMar>
+              <w:top w:w="100" w:type="dxa"/>
+              <w:start w:w="100" w:type="dxa"/>
+              <w:bottom w:w="100" w:type="dxa"/>
+              <w:end w:w="100" w:type="dxa"/>
+            </w:tcMar>
+          </w:tcPr>
+          <w:p>
+            <w:r>
+              <w:t>T→0 recovers vacuum QED</w:t>
+            </w:r>
+          </w:p>
+        </w:tc>
+        <w:tc>
+          <w:tcPr>
+            <w:tcW w:type="dxa" w:w="6528"/>
+            <w:vAlign w:val="center"/>
+            <w:tcMar>
+              <w:top w:w="100" w:type="dxa"/>
+              <w:start w:w="100" w:type="dxa"/>
+              <w:bottom w:w="100" w:type="dxa"/>
+              <w:end w:w="100" w:type="dxa"/>
+            </w:tcMar>
+          </w:tcPr>
+          <w:p>
+            <w:r>
+              <w:t>Consistency with Lessons 66 and 79</w:t>
             </w:r>
           </w:p>
         </w:tc>
@@ -496,7 +768,7 @@
     </w:tbl>
     <w:p>
       <w:pPr>
-        <w:pStyle w:val="Heading1"/>
+        <w:pStyle w:val="Heading2"/>
       </w:pPr>
       <w:r>
         <w:t>Summary</w:t>
@@ -511,7 +783,7 @@
         </w:numPr>
       </w:pPr>
       <w:r>
-        <w:t>Wick rotation (Lesson 66) turns e^{iS} into e^{−S_E}.</w:t>
+        <w:t>Tr e^{−H/T} is a Euclidean path integral of period 1/T.</w:t>
       </w:r>
     </w:p>
     <w:p>
@@ -523,7 +795,7 @@
         </w:numPr>
       </w:pPr>
       <w:r>
-        <w:t>The core relation is stated and checked in a limit.</w:t>
+        <w:t>Photons are periodic in τ; electrons are antiperiodic.</w:t>
       </w:r>
     </w:p>
     <w:p>
@@ -535,12 +807,36 @@
         </w:numPr>
       </w:pPr>
       <w:r>
-        <w:t>Earlier lessons supply the ingredients; this lesson supplies the interpretation.</w:t>
+        <w:t>k⁰ becomes iω_n and ∫dk⁰/2π becomes T Σ_n.</w:t>
       </w:r>
     </w:p>
     <w:p>
       <w:pPr>
-        <w:pStyle w:val="Heading1"/>
+        <w:pStyle w:val="ListNumber"/>
+        <w:numPr>
+          <w:ilvl w:val="0"/>
+          <w:numId w:val="10"/>
+        </w:numPr>
+      </w:pPr>
+      <w:r>
+        <w:t>T→0 is ordinary QED.</w:t>
+      </w:r>
+    </w:p>
+    <w:p>
+      <w:pPr>
+        <w:pStyle w:val="ListNumber"/>
+        <w:numPr>
+          <w:ilvl w:val="0"/>
+          <w:numId w:val="10"/>
+        </w:numPr>
+      </w:pPr>
+      <w:r>
+        <w:t>Thermal infrared physics is more severe; it is not computed here.</w:t>
+      </w:r>
+    </w:p>
+    <w:p>
+      <w:pPr>
+        <w:pStyle w:val="Heading2"/>
       </w:pPr>
       <w:r>
         <w:t>Exercises</w:t>
@@ -636,7 +932,7 @@
           </w:tcPr>
           <w:p>
             <w:r>
-              <w:t>State the core relation without looking.</w:t>
+              <w:t>Why does a trace identify τ=0 with τ=β?</w:t>
             </w:r>
           </w:p>
         </w:tc>
@@ -674,7 +970,7 @@
           </w:tcPr>
           <w:p>
             <w:r>
-              <w:t>Name the earlier lesson that supplies the main ingredient.</w:t>
+              <w:t>Write bosonic and fermionic Matsubara frequencies.</w:t>
             </w:r>
           </w:p>
         </w:tc>
@@ -710,7 +1006,7 @@
           </w:tcPr>
           <w:p>
             <w:r>
-              <w:t>Check a special case or limit of the relation.</w:t>
+              <w:t>Replace ∫d⁴k/(2π)⁴ by a Matsubara sum.</w:t>
             </w:r>
           </w:p>
         </w:tc>
@@ -748,7 +1044,7 @@
           </w:tcPr>
           <w:p>
             <w:r>
-              <w:t>Identify one convention that would change intermediate signs but not the observable.</w:t>
+              <w:t>Show that antiperiodicity forbids n integer for fermions.</w:t>
             </w:r>
           </w:p>
         </w:tc>
@@ -784,7 +1080,7 @@
           </w:tcPr>
           <w:p>
             <w:r>
-              <w:t>Write the mass dimension of each new symbol.</w:t>
+              <w:t>What happens as T→0?</w:t>
             </w:r>
           </w:p>
         </w:tc>
@@ -822,7 +1118,7 @@
           </w:tcPr>
           <w:p>
             <w:r>
-              <w:t>Explain, in one sentence, what would go wrong if the main assumption were dropped.</w:t>
+              <w:t>Is the n=0 photon a physical polarization of Lesson 37?</w:t>
             </w:r>
           </w:p>
         </w:tc>
@@ -858,7 +1154,7 @@
           </w:tcPr>
           <w:p>
             <w:r>
-              <w:t>Connect this result to a tree-level process in Part VIII.</w:t>
+              <w:t>Why are thermal IR divergences worse than Lesson 73's?</w:t>
             </w:r>
           </w:p>
         </w:tc>
@@ -896,7 +1192,7 @@
           </w:tcPr>
           <w:p>
             <w:r>
-              <w:t>Connect this result to a loop in Part IX.</w:t>
+              <w:t>Does the Ward identity still imply a massless photon?</w:t>
             </w:r>
           </w:p>
         </w:tc>
@@ -932,7 +1228,7 @@
           </w:tcPr>
           <w:p>
             <w:r>
-              <w:t>Is the result ultraviolet, infrared, or finite? Justify.</w:t>
+              <w:t>Connect this lesson to Lesson 66's Wick rotation.</w:t>
             </w:r>
           </w:p>
         </w:tc>
@@ -970,229 +1266,7 @@
           </w:tcPr>
           <w:p>
             <w:r>
-              <w:t>Quote a number, a sign, or a functional form from the lesson.</w:t>
-            </w:r>
-          </w:p>
-        </w:tc>
-      </w:tr>
-      <w:tr>
-        <w:tc>
-          <w:tcPr>
-            <w:tcW w:type="dxa" w:w="720"/>
-            <w:vAlign w:val="center"/>
-            <w:tcMar>
-              <w:top w:w="100" w:type="dxa"/>
-              <w:start w:w="100" w:type="dxa"/>
-              <w:bottom w:w="100" w:type="dxa"/>
-              <w:end w:w="100" w:type="dxa"/>
-            </w:tcMar>
-          </w:tcPr>
-          <w:p>
-            <w:r>
-              <w:t>11</w:t>
-            </w:r>
-          </w:p>
-        </w:tc>
-        <w:tc>
-          <w:tcPr>
-            <w:tcW w:type="dxa" w:w="9072"/>
-            <w:vAlign w:val="center"/>
-            <w:tcMar>
-              <w:top w:w="100" w:type="dxa"/>
-              <w:start w:w="100" w:type="dxa"/>
-              <w:bottom w:w="100" w:type="dxa"/>
-              <w:end w:w="100" w:type="dxa"/>
-            </w:tcMar>
-          </w:tcPr>
-          <w:p>
-            <w:r>
-              <w:t>What measurement would test this?</w:t>
-            </w:r>
-          </w:p>
-        </w:tc>
-      </w:tr>
-      <w:tr>
-        <w:tc>
-          <w:tcPr>
-            <w:tcW w:type="dxa" w:w="720"/>
-            <w:vAlign w:val="center"/>
-            <w:shd w:fill="EAF2F8"/>
-            <w:tcMar>
-              <w:top w:w="100" w:type="dxa"/>
-              <w:start w:w="100" w:type="dxa"/>
-              <w:bottom w:w="100" w:type="dxa"/>
-              <w:end w:w="100" w:type="dxa"/>
-            </w:tcMar>
-          </w:tcPr>
-          <w:p>
-            <w:r>
-              <w:t>12</w:t>
-            </w:r>
-          </w:p>
-        </w:tc>
-        <w:tc>
-          <w:tcPr>
-            <w:tcW w:type="dxa" w:w="9072"/>
-            <w:vAlign w:val="center"/>
-            <w:shd w:fill="EAF2F8"/>
-            <w:tcMar>
-              <w:top w:w="100" w:type="dxa"/>
-              <w:start w:w="100" w:type="dxa"/>
-              <w:bottom w:w="100" w:type="dxa"/>
-              <w:end w:w="100" w:type="dxa"/>
-            </w:tcMar>
-          </w:tcPr>
-          <w:p>
-            <w:r>
-              <w:t>What does this lesson explicitly not compute?</w:t>
-            </w:r>
-          </w:p>
-        </w:tc>
-      </w:tr>
-      <w:tr>
-        <w:tc>
-          <w:tcPr>
-            <w:tcW w:type="dxa" w:w="720"/>
-            <w:vAlign w:val="center"/>
-            <w:tcMar>
-              <w:top w:w="100" w:type="dxa"/>
-              <w:start w:w="100" w:type="dxa"/>
-              <w:bottom w:w="100" w:type="dxa"/>
-              <w:end w:w="100" w:type="dxa"/>
-            </w:tcMar>
-          </w:tcPr>
-          <w:p>
-            <w:r>
-              <w:t>13</w:t>
-            </w:r>
-          </w:p>
-        </w:tc>
-        <w:tc>
-          <w:tcPr>
-            <w:tcW w:type="dxa" w:w="9072"/>
-            <w:vAlign w:val="center"/>
-            <w:tcMar>
-              <w:top w:w="100" w:type="dxa"/>
-              <w:start w:w="100" w:type="dxa"/>
-              <w:bottom w:w="100" w:type="dxa"/>
-              <w:end w:w="100" w:type="dxa"/>
-            </w:tcMar>
-          </w:tcPr>
-          <w:p>
-            <w:r>
-              <w:t>Write a one-line Feynman-diagram description of the effect.</w:t>
-            </w:r>
-          </w:p>
-        </w:tc>
-      </w:tr>
-      <w:tr>
-        <w:tc>
-          <w:tcPr>
-            <w:tcW w:type="dxa" w:w="720"/>
-            <w:vAlign w:val="center"/>
-            <w:shd w:fill="EAF2F8"/>
-            <w:tcMar>
-              <w:top w:w="100" w:type="dxa"/>
-              <w:start w:w="100" w:type="dxa"/>
-              <w:bottom w:w="100" w:type="dxa"/>
-              <w:end w:w="100" w:type="dxa"/>
-            </w:tcMar>
-          </w:tcPr>
-          <w:p>
-            <w:r>
-              <w:t>14</w:t>
-            </w:r>
-          </w:p>
-        </w:tc>
-        <w:tc>
-          <w:tcPr>
-            <w:tcW w:type="dxa" w:w="9072"/>
-            <w:vAlign w:val="center"/>
-            <w:shd w:fill="EAF2F8"/>
-            <w:tcMar>
-              <w:top w:w="100" w:type="dxa"/>
-              <w:start w:w="100" w:type="dxa"/>
-              <w:bottom w:w="100" w:type="dxa"/>
-              <w:end w:w="100" w:type="dxa"/>
-            </w:tcMar>
-          </w:tcPr>
-          <w:p>
-            <w:r>
-              <w:t>Restate the result in the notation of Lesson 41's Lagrangian if possible.</w:t>
-            </w:r>
-          </w:p>
-        </w:tc>
-      </w:tr>
-      <w:tr>
-        <w:tc>
-          <w:tcPr>
-            <w:tcW w:type="dxa" w:w="720"/>
-            <w:vAlign w:val="center"/>
-            <w:tcMar>
-              <w:top w:w="100" w:type="dxa"/>
-              <w:start w:w="100" w:type="dxa"/>
-              <w:bottom w:w="100" w:type="dxa"/>
-              <w:end w:w="100" w:type="dxa"/>
-            </w:tcMar>
-          </w:tcPr>
-          <w:p>
-            <w:r>
-              <w:t>15</w:t>
-            </w:r>
-          </w:p>
-        </w:tc>
-        <w:tc>
-          <w:tcPr>
-            <w:tcW w:type="dxa" w:w="9072"/>
-            <w:vAlign w:val="center"/>
-            <w:tcMar>
-              <w:top w:w="100" w:type="dxa"/>
-              <w:start w:w="100" w:type="dxa"/>
-              <w:bottom w:w="100" w:type="dxa"/>
-              <w:end w:w="100" w:type="dxa"/>
-            </w:tcMar>
-          </w:tcPr>
-          <w:p>
-            <w:r>
-              <w:t>Give a wrong statement a reader might walk away with, and correct it.</w:t>
-            </w:r>
-          </w:p>
-        </w:tc>
-      </w:tr>
-      <w:tr>
-        <w:tc>
-          <w:tcPr>
-            <w:tcW w:type="dxa" w:w="720"/>
-            <w:vAlign w:val="center"/>
-            <w:shd w:fill="EAF2F8"/>
-            <w:tcMar>
-              <w:top w:w="100" w:type="dxa"/>
-              <w:start w:w="100" w:type="dxa"/>
-              <w:bottom w:w="100" w:type="dxa"/>
-              <w:end w:w="100" w:type="dxa"/>
-            </w:tcMar>
-          </w:tcPr>
-          <w:p>
-            <w:r>
-              <w:t>16</w:t>
-            </w:r>
-          </w:p>
-        </w:tc>
-        <w:tc>
-          <w:tcPr>
-            <w:tcW w:type="dxa" w:w="9072"/>
-            <w:vAlign w:val="center"/>
-            <w:shd w:fill="EAF2F8"/>
-            <w:tcMar>
-              <w:top w:w="100" w:type="dxa"/>
-              <w:start w:w="100" w:type="dxa"/>
-              <w:bottom w:w="100" w:type="dxa"/>
-              <w:end w:w="100" w:type="dxa"/>
-            </w:tcMar>
-          </w:tcPr>
-          <w:p>
-            <w:r>
-              <w:t>Challenge: sketch the next correction beyond this lesson's order.</w:t>
+              <w:t>Challenge: the Bose distribution 1/(e^{ω/T}−1) arises from summing a geometric series of Matsubara modes after analytic continuation. Sketch why a sum over 2πnT produces a cotangent that has poles at those Bose frequencies.</w:t>
             </w:r>
           </w:p>
         </w:tc>
@@ -1200,7 +1274,7 @@
     </w:tbl>
     <w:p>
       <w:pPr>
-        <w:pStyle w:val="Heading1"/>
+        <w:pStyle w:val="Heading2"/>
       </w:pPr>
       <w:r>
         <w:t>Solutions</w:t>
@@ -1217,7 +1291,7 @@
         <w:t xml:space="preserve"> </w:t>
       </w:r>
       <w:r>
-        <w:t>See the displayed relation in Section 1.</w:t>
+        <w:t>Tr(…)=Σ ⟨φ|…|φ⟩ uses the same state on both sides, so the path's ends coincide.</w:t>
       </w:r>
     </w:p>
     <w:p>
@@ -1231,7 +1305,7 @@
         <w:t xml:space="preserve"> </w:t>
       </w:r>
       <w:r>
-        <w:t>Named in the opening and in Worked example 1.</w:t>
+        <w:t>2πnT bosons; 2π(n+1/2)T fermions.</w:t>
       </w:r>
     </w:p>
     <w:p>
@@ -1245,7 +1319,7 @@
         <w:t xml:space="preserve"> </w:t>
       </w:r>
       <w:r>
-        <w:t>The low-energy, on-shell, or μ→μ₀ limit discussed in Section 2.</w:t>
+        <w:t>T Σ_n ∫d³k/(2π)³.</w:t>
       </w:r>
     </w:p>
     <w:p>
@@ -1259,7 +1333,7 @@
         <w:t xml:space="preserve"> </w:t>
       </w:r>
       <w:r>
-        <w:t>Metric signature, charge-sign convention, or ξ; observables unchanged.</w:t>
+        <w:t>ψ(β)=−ψ(0) implies e^{iωβ}=−1, so ωβ=(2n+1)π, ω=2π(n+1/2)T.</w:t>
       </w:r>
     </w:p>
     <w:p>
@@ -1273,7 +1347,7 @@
         <w:t xml:space="preserve"> </w:t>
       </w:r>
       <w:r>
-        <w:t>Read off from ℒ having dimension 4, as in Lesson 25.</w:t>
+        <w:t>The circle decompactifies; sums become the vacuum integrals of Lesson 66.</w:t>
       </w:r>
     </w:p>
     <w:p>
@@ -1287,7 +1361,7 @@
         <w:t xml:space="preserve"> </w:t>
       </w:r>
       <w:r>
-        <w:t>The derivation's first step would not be available; the result would not follow.</w:t>
+        <w:t>No. It is a static Euclidean mode. Physical photons are the n≠0 (or analytically continued) poles with two transverse polarizations.</w:t>
       </w:r>
     </w:p>
     <w:p>
@@ -1301,7 +1375,7 @@
         <w:t xml:space="preserve"> </w:t>
       </w:r>
       <w:r>
-        <w:t>Part VIII supplies the tree process whose correction this is, or the kinematics.</w:t>
+        <w:t>The Bose factor ∼T/ω at small ω makes ∫dω/ω even more infrared singular than the vacuum ∫dω/ω of Lesson 74.</w:t>
       </w:r>
     </w:p>
     <w:p>
@@ -1315,7 +1389,7 @@
         <w:t xml:space="preserve"> </w:t>
       </w:r>
       <w:r>
-        <w:t>Part IX supplies the loop integral being interpreted.</w:t>
+        <w:t>Yes, for the transverse photon; electric screening is a different tensor structure, consistent with current conservation.</w:t>
       </w:r>
     </w:p>
     <w:p>
@@ -1329,7 +1403,7 @@
         <w:t xml:space="preserve"> </w:t>
       </w:r>
       <w:r>
-        <w:t>Stated in the lesson: UV absorbed, IR cancelled inclusively, or finite prediction.</w:t>
+        <w:t>Finite T is Wick rotation with compact τ rather than τ∈ℝ.</w:t>
       </w:r>
     </w:p>
     <w:p>
@@ -1343,96 +1417,12 @@
         <w:t xml:space="preserve"> </w:t>
       </w:r>
       <w:r>
-        <w:t>The number or form in the introduction.</w:t>
-      </w:r>
-    </w:p>
-    <w:p>
-      <w:r>
-        <w:rPr>
-          <w:b/>
-        </w:rPr>
-        <w:t>11.</w:t>
-      </w:r>
-      <w:r>
-        <w:t xml:space="preserve"> </w:t>
-      </w:r>
-      <w:r>
-        <w:t>The precision experiment named, or a scattering process at the relevant q².</w:t>
-      </w:r>
-    </w:p>
-    <w:p>
-      <w:r>
-        <w:rPr>
-          <w:b/>
-        </w:rPr>
-        <w:t>12.</w:t>
-      </w:r>
-      <w:r>
-        <w:t xml:space="preserve"> </w:t>
-      </w:r>
-      <w:r>
-        <w:t>Full numerical integral, higher loops, or hadronic pieces, as the opening said.</w:t>
-      </w:r>
-    </w:p>
-    <w:p>
-      <w:r>
-        <w:rPr>
-          <w:b/>
-        </w:rPr>
-        <w:t>13.</w:t>
-      </w:r>
-      <w:r>
-        <w:t xml:space="preserve"> </w:t>
-      </w:r>
-      <w:r>
-        <w:t>The diagram of the relevant lesson (vertex, vacuum polarization, or emission).</w:t>
-      </w:r>
-    </w:p>
-    <w:p>
-      <w:r>
-        <w:rPr>
-          <w:b/>
-        </w:rPr>
-        <w:t>14.</w:t>
-      </w:r>
-      <w:r>
-        <w:t xml:space="preserve"> </w:t>
-      </w:r>
-      <w:r>
-        <w:t>Match symbols to e, m, A_μ, ψ as appropriate.</w:t>
-      </w:r>
-    </w:p>
-    <w:p>
-      <w:r>
-        <w:rPr>
-          <w:b/>
-        </w:rPr>
-        <w:t>15.</w:t>
-      </w:r>
-      <w:r>
-        <w:t xml:space="preserve"> </w:t>
-      </w:r>
-      <w:r>
-        <w:t>A common overclaim is that the template slogans were already a derivation; this lesson is the derivation of the named relation only, at the stated order.</w:t>
-      </w:r>
-    </w:p>
-    <w:p>
-      <w:r>
-        <w:rPr>
-          <w:b/>
-        </w:rPr>
-        <w:t>16.</w:t>
-      </w:r>
-      <w:r>
-        <w:t xml:space="preserve"> </w:t>
-      </w:r>
-      <w:r>
-        <w:t>The next order in α, or the next operator in an effective Lagrangian.</w:t>
+        <w:t>πT cot(πz/T) has poles at z=nT; after rotation those poles are the Bose frequencies. The fermion case uses tan or a shifted cot.</w:t>
       </w:r>
     </w:p>
     <w:p>
       <w:pPr>
-        <w:pStyle w:val="Heading1"/>
+        <w:pStyle w:val="Heading2"/>
       </w:pPr>
       <w:r>
         <w:t>Mastery checklist</w:t>
@@ -1443,7 +1433,7 @@
         <w:pStyle w:val="ListBullet"/>
       </w:pPr>
       <w:r>
-        <w:t>I can state this lesson's core relation and the lesson it depends on.</w:t>
+        <w:t>I can write Z(T) as a periodic Euclidean path integral.</w:t>
       </w:r>
     </w:p>
     <w:p>
@@ -1451,7 +1441,7 @@
         <w:pStyle w:val="ListBullet"/>
       </w:pPr>
       <w:r>
-        <w:t>I can check a limit and name what is not computed.</w:t>
+        <w:t>I can state Matsubara frequencies for photons and electrons.</w:t>
       </w:r>
     </w:p>
     <w:p>
@@ -1459,12 +1449,12 @@
         <w:pStyle w:val="ListBullet"/>
       </w:pPr>
       <w:r>
-        <w:t>I can place the result among tree processes, loops, and measurements.</w:t>
+        <w:t>I can recover T→0 as vacuum QED and name what this lesson does not compute.</w:t>
       </w:r>
     </w:p>
     <w:p>
       <w:pPr>
-        <w:pStyle w:val="Heading1"/>
+        <w:pStyle w:val="Heading2"/>
       </w:pPr>
       <w:r>
         <w:t>Next lesson</w:t>

--- a/Science Books/QED Course/Lesson 84 QED at Finite Temperature.docx
+++ b/Science Books/QED Course/Lesson 84 QED at Finite Temperature.docx
@@ -34,7 +34,7 @@
           <w:b/>
           <w:sz w:val="26"/>
         </w:rPr>
-        <w:t>Euclidean time is periodic with period 1/T, Matsubara frequencies replace k⁰, and the partition function is a path integral on a circle</w:t>
+        <w:t>The thermal trace Tr e^{−H/T} is a Euclidean path integral on a circle of circumference 1/T, periodic for photons and antiperiodic for electrons; Matsubara sums then give the Bose and Fermi distributions, the Stefan–Boltzmann law, the energy of the cosmic background, and Debye screening of charge in a plasma</w:t>
       </w:r>
     </w:p>
     <w:p>
@@ -66,7 +66,7 @@
     </w:p>
     <w:p>
       <w:r>
-        <w:t>Wick rotation (Lesson 66) turns e^{iS} into e^{−S_E}. At temperature T the Euclidean time is compact with period β=1/T: bosons periodic, fermions antiperiodic. Loop integrals become sums over Matsubara frequencies. This lesson derives those boundary conditions from Tr e^{−H/T} and stops short of a full thermal rate. Expect five to seven hours.</w:t>
+        <w:t>Every calculation so far has been in the vacuum. The early universe, the core of a star, and a heavy-ion collision are not vacua: they are hot, and their properties are thermal averages. This lesson shows that the path integral handles them with one change. The thermal partition function Tr e^{−βH}, with β = 1/T, is a Euclidean path integral in which imaginary time runs around a circle of circumference β. Bosons are periodic around the circle and fermions antiperiodic. The energy integral of every loop becomes a sum over discrete Matsubara frequencies. The lesson derives the boundary conditions from the trace and checks them on a single oscillator. It evaluates the frequency sums and shows how Bose and Fermi distributions emerge from them. It then derives the Stefan–Boltzmann law, evaluates it for the cosmic microwave background, and derives Debye screening in a relativistic electron–positron plasma. Expect six to eight hours.</w:t>
       </w:r>
     </w:p>
     <w:p>
@@ -82,7 +82,7 @@
         <w:pStyle w:val="ListBullet"/>
       </w:pPr>
       <w:r>
-        <w:t>Identify the thermal partition function with a Euclidean path integral of period 1/T.</w:t>
+        <w:t>Write Z(β) = Tr e^{−βH} as a Euclidean path integral with period β, and derive periodic boundary conditions for bosons and antiperiodic ones for fermions.</w:t>
       </w:r>
     </w:p>
     <w:p>
@@ -90,7 +90,7 @@
         <w:pStyle w:val="ListBullet"/>
       </w:pPr>
       <w:r>
-        <w:t>Derive bosonic periodicity φ(τ+β)=φ(τ) from the trace.</w:t>
+        <w:t>Obtain the partition functions of a bosonic and a fermionic oscillator from Matsubara products.</w:t>
       </w:r>
     </w:p>
     <w:p>
@@ -98,7 +98,7 @@
         <w:pStyle w:val="ListBullet"/>
       </w:pPr>
       <w:r>
-        <w:t>Derive fermionic antiperiodicity ψ(τ+β)=−ψ(τ) from the Grassmann trace.</w:t>
+        <w:t>Replace ∫dk⁰/2π by iTΣ_n, with ω_n = 2πnT for bosons and (2n + 1)πT for fermions.</w:t>
       </w:r>
     </w:p>
     <w:p>
@@ -106,7 +106,23 @@
         <w:pStyle w:val="ListBullet"/>
       </w:pPr>
       <w:r>
-        <w:t>Replace ∫dk⁰/2π by T Σ_n, with ω_n=2πnT (bosons) or 2π(n+1/2)T (fermions).</w:t>
+        <w:t>Evaluate TΣ_n(ω_n² + E²)⁻¹ and identify the vacuum part and the Bose or Fermi part.</w:t>
+      </w:r>
+    </w:p>
+    <w:p>
+      <w:pPr>
+        <w:pStyle w:val="ListBullet"/>
+      </w:pPr>
+      <w:r>
+        <w:t>Derive the free energy of a photon gas, the Stefan–Boltzmann law u = π²T⁴/15, and the 7/8 factor for fermions.</w:t>
+      </w:r>
+    </w:p>
+    <w:p>
+      <w:pPr>
+        <w:pStyle w:val="ListBullet"/>
+      </w:pPr>
+      <w:r>
+        <w:t>Derive the Debye mass m_D² = e²T²/3 of a hot QED plasma and the screened Coulomb potential.</w:t>
       </w:r>
     </w:p>
     <w:p>
@@ -190,7 +206,7 @@
           </w:tcPr>
           <w:p>
             <w:r>
-              <w:t>β=1/T</w:t>
+              <w:t>T, β</w:t>
             </w:r>
           </w:p>
         </w:tc>
@@ -207,7 +223,7 @@
           </w:tcPr>
           <w:p>
             <w:r>
-              <w:t>Inverse temperature (k_B=1)</w:t>
+              <w:t>Temperature and its inverse, k_B = 1</w:t>
             </w:r>
           </w:p>
         </w:tc>
@@ -245,7 +261,7 @@
           </w:tcPr>
           <w:p>
             <w:r>
-              <w:t>Euclidean time, τ∈[0,β]</w:t>
+              <w:t>Euclidean time, 0 ≤ τ ≤ β</w:t>
             </w:r>
           </w:p>
         </w:tc>
@@ -281,23 +297,184 @@
           </w:tcPr>
           <w:p>
             <w:r>
-              <w:t>Matsubara frequency</w:t>
+              <w:t>Matsubara frequency: 2πnT (bosons), (2n + 1)πT (fermions), n ∈ ℤ</w:t>
+            </w:r>
+          </w:p>
+        </w:tc>
+      </w:tr>
+      <w:tr>
+        <w:tc>
+          <w:tcPr>
+            <w:tcW w:type="dxa" w:w="2160"/>
+            <w:vAlign w:val="center"/>
+            <w:shd w:fill="EAF2F8"/>
+            <w:tcMar>
+              <w:top w:w="100" w:type="dxa"/>
+              <w:start w:w="100" w:type="dxa"/>
+              <w:bottom w:w="100" w:type="dxa"/>
+              <w:end w:w="100" w:type="dxa"/>
+            </w:tcMar>
+          </w:tcPr>
+          <w:p>
+            <w:r>
+              <w:t>n_B, n_F</w:t>
+            </w:r>
+          </w:p>
+        </w:tc>
+        <w:tc>
+          <w:tcPr>
+            <w:tcW w:type="dxa" w:w="7632"/>
+            <w:vAlign w:val="center"/>
+            <w:shd w:fill="EAF2F8"/>
+            <w:tcMar>
+              <w:top w:w="100" w:type="dxa"/>
+              <w:start w:w="100" w:type="dxa"/>
+              <w:bottom w:w="100" w:type="dxa"/>
+              <w:end w:w="100" w:type="dxa"/>
+            </w:tcMar>
+          </w:tcPr>
+          <w:p>
+            <w:r>
+              <w:t>1/(e^{E/T} − 1) and 1/(e^{E/T} + 1)</w:t>
+            </w:r>
+          </w:p>
+        </w:tc>
+      </w:tr>
+      <w:tr>
+        <w:tc>
+          <w:tcPr>
+            <w:tcW w:type="dxa" w:w="2160"/>
+            <w:vAlign w:val="center"/>
+            <w:tcMar>
+              <w:top w:w="100" w:type="dxa"/>
+              <w:start w:w="100" w:type="dxa"/>
+              <w:bottom w:w="100" w:type="dxa"/>
+              <w:end w:w="100" w:type="dxa"/>
+            </w:tcMar>
+          </w:tcPr>
+          <w:p>
+            <w:r>
+              <w:t>F</w:t>
+            </w:r>
+          </w:p>
+        </w:tc>
+        <w:tc>
+          <w:tcPr>
+            <w:tcW w:type="dxa" w:w="7632"/>
+            <w:vAlign w:val="center"/>
+            <w:tcMar>
+              <w:top w:w="100" w:type="dxa"/>
+              <w:start w:w="100" w:type="dxa"/>
+              <w:bottom w:w="100" w:type="dxa"/>
+              <w:end w:w="100" w:type="dxa"/>
+            </w:tcMar>
+          </w:tcPr>
+          <w:p>
+            <w:r>
+              <w:t>Free energy, −T log Z</w:t>
+            </w:r>
+          </w:p>
+        </w:tc>
+      </w:tr>
+      <w:tr>
+        <w:tc>
+          <w:tcPr>
+            <w:tcW w:type="dxa" w:w="2160"/>
+            <w:vAlign w:val="center"/>
+            <w:shd w:fill="EAF2F8"/>
+            <w:tcMar>
+              <w:top w:w="100" w:type="dxa"/>
+              <w:start w:w="100" w:type="dxa"/>
+              <w:bottom w:w="100" w:type="dxa"/>
+              <w:end w:w="100" w:type="dxa"/>
+            </w:tcMar>
+          </w:tcPr>
+          <w:p>
+            <w:r>
+              <w:t>m_D</w:t>
+            </w:r>
+          </w:p>
+        </w:tc>
+        <w:tc>
+          <w:tcPr>
+            <w:tcW w:type="dxa" w:w="7632"/>
+            <w:vAlign w:val="center"/>
+            <w:shd w:fill="EAF2F8"/>
+            <w:tcMar>
+              <w:top w:w="100" w:type="dxa"/>
+              <w:start w:w="100" w:type="dxa"/>
+              <w:bottom w:w="100" w:type="dxa"/>
+              <w:end w:w="100" w:type="dxa"/>
+            </w:tcMar>
+          </w:tcPr>
+          <w:p>
+            <w:r>
+              <w:t>Debye mass; 1/m_D is the screening length</w:t>
+            </w:r>
+          </w:p>
+        </w:tc>
+      </w:tr>
+      <w:tr>
+        <w:tc>
+          <w:tcPr>
+            <w:tcW w:type="dxa" w:w="2160"/>
+            <w:vAlign w:val="center"/>
+            <w:tcMar>
+              <w:top w:w="100" w:type="dxa"/>
+              <w:start w:w="100" w:type="dxa"/>
+              <w:bottom w:w="100" w:type="dxa"/>
+              <w:end w:w="100" w:type="dxa"/>
+            </w:tcMar>
+          </w:tcPr>
+          <w:p>
+            <w:r>
+              <w:t>Σ∫</w:t>
+            </w:r>
+          </w:p>
+        </w:tc>
+        <w:tc>
+          <w:tcPr>
+            <w:tcW w:type="dxa" w:w="7632"/>
+            <w:vAlign w:val="center"/>
+            <w:tcMar>
+              <w:top w:w="100" w:type="dxa"/>
+              <w:start w:w="100" w:type="dxa"/>
+              <w:bottom w:w="100" w:type="dxa"/>
+              <w:end w:w="100" w:type="dxa"/>
+            </w:tcMar>
+          </w:tcPr>
+          <w:p>
+            <w:r>
+              <w:t>Shorthand for TΣ_n ∫d³k/(2π)³</w:t>
             </w:r>
           </w:p>
         </w:tc>
       </w:tr>
     </w:tbl>
     <w:p>
+      <w:r>
+        <w:t>Natural units, ħ = c = k_B = 1. In display equations, square brackets enclose function arguments and visible groupings.</w:t>
+      </w:r>
+    </w:p>
+    <w:p>
       <w:pPr>
         <w:pStyle w:val="Heading2"/>
       </w:pPr>
       <w:r>
-        <w:t>1 From a trace to a circle</w:t>
+        <w:t>1 The trace as a path integral</w:t>
+      </w:r>
+    </w:p>
+    <w:p>
+      <w:pPr>
+        <w:pStyle w:val="Heading3"/>
+      </w:pPr>
+      <w:r>
+        <w:t>1.1 Imaginary time</w:t>
       </w:r>
     </w:p>
     <w:p>
       <w:r>
-        <w:t>The canonical partition function is Z(T)=Tr e^{−βH}. Inserting complete sets of field eigenstates at N Euclidean time slices, exactly as Lesson 79 sliced e^{−iHT} but with t→−iτ and T_Minkowski→β, produces</w:t>
+        <w:t>The thermal state of a system at temperature T has density matrix e^{−βH}/Z, with Z(β) = Tr e^{−βH}. The operator e^{−βH} is the evolution operator e^{−iHt} at the imaginary time t = −iβ. Lesson 79, Section 3, wrote the Euclidean amplitude ⟨q_f|e^{−Hτ}|q_i⟩ as a path integral with weight e^{−S_E}. The trace sets q_f = q_i and integrates over it:</w:t>
       </w:r>
     </w:p>
     <w:p>
@@ -310,8 +487,58 @@
           <m:r>
             <m:t xml:space="preserve">Z</m:t>
           </m:r>
+          <m:d>
+            <m:dPr>
+              <m:begChr m:val="["/>
+              <m:endChr m:val="]"/>
+            </m:dPr>
+            <m:e>
+              <m:r>
+                <m:t xml:space="preserve">β</m:t>
+              </m:r>
+            </m:e>
+          </m:d>
           <m:r>
-            <m:t xml:space="preserve">T</m:t>
+            <m:t xml:space="preserve">=</m:t>
+          </m:r>
+          <m:r>
+            <m:t xml:space="preserve">∫</m:t>
+          </m:r>
+          <m:r>
+            <m:t xml:space="preserve"> </m:t>
+          </m:r>
+          <m:r>
+            <m:t xml:space="preserve">dq</m:t>
+          </m:r>
+          <m:r>
+            <m:t xml:space="preserve"> </m:t>
+          </m:r>
+          <m:r>
+            <m:t xml:space="preserve">⟨q</m:t>
+          </m:r>
+          <m:r>
+            <m:t xml:space="preserve">|</m:t>
+          </m:r>
+          <m:sSup>
+            <m:e>
+              <m:r>
+                <m:t xml:space="preserve">e</m:t>
+              </m:r>
+            </m:e>
+            <m:sup>
+              <m:r>
+                <m:t xml:space="preserve">−</m:t>
+              </m:r>
+              <m:r>
+                <m:t xml:space="preserve">βH</m:t>
+              </m:r>
+            </m:sup>
+          </m:sSup>
+          <m:r>
+            <m:t xml:space="preserve">|</m:t>
+          </m:r>
+          <m:r>
+            <m:t xml:space="preserve">q⟩</m:t>
           </m:r>
           <m:r>
             <m:t xml:space="preserve">=</m:t>
@@ -324,91 +551,101 @@
             </m:e>
             <m:sub>
               <m:r>
-                <m:t xml:space="preserve">periodic</m:t>
+                <m:t xml:space="preserve">q</m:t>
               </m:r>
+              <m:d>
+                <m:dPr>
+                  <m:begChr m:val="["/>
+                  <m:endChr m:val="]"/>
+                </m:dPr>
+                <m:e>
+                  <m:r>
+                    <m:t xml:space="preserve">β</m:t>
+                  </m:r>
+                </m:e>
+              </m:d>
+              <m:r>
+                <m:t xml:space="preserve">=</m:t>
+              </m:r>
+              <m:r>
+                <m:t xml:space="preserve">q</m:t>
+              </m:r>
+              <m:d>
+                <m:dPr>
+                  <m:begChr m:val="["/>
+                  <m:endChr m:val="]"/>
+                </m:dPr>
+                <m:e>
+                  <m:r>
+                    <m:t xml:space="preserve">0</m:t>
+                  </m:r>
+                </m:e>
+              </m:d>
             </m:sub>
           </m:sSub>
           <m:r>
-            <m:t xml:space="preserve">Dφ</m:t>
+            <m:t xml:space="preserve"> </m:t>
           </m:r>
           <m:r>
-            <m:t xml:space="preserve">exp</m:t>
+            <m:t xml:space="preserve">Dq</m:t>
           </m:r>
           <m:r>
-            <m:t xml:space="preserve">−</m:t>
+            <m:t xml:space="preserve"> </m:t>
           </m:r>
-          <m:sSub>
+          <m:sSup>
             <m:e>
               <m:r>
-                <m:t xml:space="preserve">S</m:t>
+                <m:t xml:space="preserve">e</m:t>
               </m:r>
             </m:e>
-            <m:sub>
+            <m:sup>
               <m:r>
-                <m:t xml:space="preserve">E</m:t>
+                <m:t xml:space="preserve">−</m:t>
               </m:r>
-            </m:sub>
-          </m:sSub>
-          <m:r>
-            <m:t xml:space="preserve">[</m:t>
-          </m:r>
-          <m:r>
-            <m:t xml:space="preserve">φ</m:t>
-          </m:r>
-          <m:r>
-            <m:t xml:space="preserve">]</m:t>
-          </m:r>
+              <m:sSub>
+                <m:e>
+                  <m:r>
+                    <m:t xml:space="preserve">S</m:t>
+                  </m:r>
+                </m:e>
+                <m:sub>
+                  <m:r>
+                    <m:t xml:space="preserve">E</m:t>
+                  </m:r>
+                </m:sub>
+              </m:sSub>
+              <m:d>
+                <m:dPr>
+                  <m:begChr m:val="["/>
+                  <m:endChr m:val="]"/>
+                </m:dPr>
+                <m:e>
+                  <m:r>
+                    <m:t xml:space="preserve">q</m:t>
+                  </m:r>
+                </m:e>
+              </m:d>
+            </m:sup>
+          </m:sSup>
         </m:oMath>
       </m:oMathPara>
     </w:p>
     <w:p>
       <w:r>
-        <w:t>with τ running from 0 to β and the two ends identified because a trace identifies the last complete set with the first.</w:t>
+        <w:t>The paths are closed loops in imaginary time, of length β. For a field, the same argument gives an integral over field configurations periodic in τ with period β. Space is unchanged. Euclidean spacetime has become a cylinder, ℝ³ times a circle of circumference 1/T.</w:t>
       </w:r>
     </w:p>
     <w:p>
       <w:pPr>
-        <w:spacing w:before="160" w:after="160"/>
-        <w:jc w:val="center"/>
+        <w:pStyle w:val="Heading3"/>
       </w:pPr>
       <w:r>
-        <w:rPr>
-          <w:rFonts w:ascii="Consolas" w:hAnsi="Consolas" w:cs="Consolas" w:eastAsia="Consolas"/>
-          <w:sz w:val="20"/>
-        </w:rPr>
-        <w:t xml:space="preserve">  τ = β  ===========================  identified with τ=0</w:t>
+        <w:t>1.2 Fermions are antiperiodic</w:t>
       </w:r>
+    </w:p>
+    <w:p>
       <w:r>
-        <w:rPr>
-          <w:rFonts w:ascii="Consolas" w:hAnsi="Consolas" w:cs="Consolas" w:eastAsia="Consolas"/>
-          <w:sz w:val="20"/>
-        </w:rPr>
-        <w:br/>
-        <w:t xml:space="preserve">         |                         |</w:t>
-      </w:r>
-      <w:r>
-        <w:rPr>
-          <w:rFonts w:ascii="Consolas" w:hAnsi="Consolas" w:cs="Consolas" w:eastAsia="Consolas"/>
-          <w:sz w:val="20"/>
-        </w:rPr>
-        <w:br/>
-        <w:t xml:space="preserve">         |     Euclidean QED       |</w:t>
-      </w:r>
-      <w:r>
-        <w:rPr>
-          <w:rFonts w:ascii="Consolas" w:hAnsi="Consolas" w:cs="Consolas" w:eastAsia="Consolas"/>
-          <w:sz w:val="20"/>
-        </w:rPr>
-        <w:br/>
-        <w:t xml:space="preserve">         |     on a cylinder       |</w:t>
-      </w:r>
-      <w:r>
-        <w:rPr>
-          <w:rFonts w:ascii="Consolas" w:hAnsi="Consolas" w:cs="Consolas" w:eastAsia="Consolas"/>
-          <w:sz w:val="20"/>
-        </w:rPr>
-        <w:br/>
-        <w:t xml:space="preserve">  τ = 0  ===========================</w:t>
+        <w:t>For Grassmann fields, the trace has an extra sign. With fermionic coherent states, the trace of an operator O is Tr O = ∫dθ̄dθ e^{−θ̄θ}⟨−θ|O|θ⟩. The state on the left has −θ, not θ. The minus sign comes from moving one Grassmann variable past another to close the trace, the same reordering that gave Lesson 83's closed-loop sign. The path integral therefore runs over fields with ψ(β) = −ψ(0). Photons are periodic and electrons antiperiodic.</w:t>
       </w:r>
     </w:p>
     <w:p>
@@ -422,25 +659,12 @@
     </w:p>
     <w:p>
       <w:r>
-        <w:t>Why is T→0 ordinary QED? β→∞ decompactifies Euclidean time, recovering Lesson 66's Wick-rotated vacuum theory. Thermal corrections are e^{−m/T} or powers of T/m, which vanish in that limit.</w:t>
-      </w:r>
-    </w:p>
-    <w:p>
-      <w:pPr>
-        <w:pStyle w:val="Heading2"/>
-      </w:pPr>
-      <w:r>
-        <w:t>2 Bosons versus fermions</w:t>
+        <w:t>Check both boundary conditions on a single oscillator of frequency ω.</w:t>
       </w:r>
     </w:p>
     <w:p>
       <w:r>
-        <w:t>A trace over bosonic states identifies φ(β) with φ(0): periodic. A trace over Grassmann states, Tr F=Σ ⟨n|F|n⟩, introduces a minus when a fermion is cycled past the other fermions in the complete-set insertion, which is equivalent to antiperiodic boundary conditions ψ(β)=−ψ(0). Photons are bosons. Electrons are fermions.</w:t>
-      </w:r>
-    </w:p>
-    <w:p>
-      <w:r>
-        <w:t>The Fourier modes on the circle are then e^{iω_n τ} with</w:t>
+        <w:t>Bosons. Expand a periodic path in modes e^{iω_nτ} with ω_n = 2πn/β. The Euclidean action is ½∫(q̇² + ω²q²), so mode n contributes a factor proportional to (ω_n² + ω²)^{−1/2}. The n = 0 mode gives 1/ω, and the pairs ±n give Π_{n≥1}(ω_n² + ω²)⁻¹. Fix the ω-independent normalization by the classical limit, β → 0, where Z must be ∫dq dp/(2π) e^{−βH} = 1/(βω). Then</w:t>
       </w:r>
     </w:p>
     <w:p>
@@ -453,44 +677,193 @@
           <m:sSub>
             <m:e>
               <m:r>
-                <m:t xml:space="preserve">ω</m:t>
+                <m:t xml:space="preserve">Z</m:t>
+              </m:r>
+            </m:e>
+            <m:sub>
+              <m:r>
+                <m:t xml:space="preserve">B</m:t>
+              </m:r>
+            </m:sub>
+          </m:sSub>
+          <m:r>
+            <m:t xml:space="preserve">=</m:t>
+          </m:r>
+          <m:f>
+            <m:num>
+              <m:r>
+                <m:t xml:space="preserve">1</m:t>
+              </m:r>
+            </m:num>
+            <m:den>
+              <m:r>
+                <m:t xml:space="preserve">βω</m:t>
+              </m:r>
+            </m:den>
+          </m:f>
+          <m:r>
+            <m:t xml:space="preserve"> </m:t>
+          </m:r>
+          <m:sSub>
+            <m:e>
+              <m:r>
+                <m:t xml:space="preserve">Π</m:t>
               </m:r>
             </m:e>
             <m:sub>
               <m:r>
                 <m:t xml:space="preserve">n</m:t>
               </m:r>
+              <m:r>
+                <m:t xml:space="preserve">≥</m:t>
+              </m:r>
+              <m:r>
+                <m:t xml:space="preserve">1</m:t>
+              </m:r>
             </m:sub>
           </m:sSub>
           <m:r>
+            <m:t xml:space="preserve"> </m:t>
+          </m:r>
+          <m:sSup>
+            <m:e>
+              <m:d>
+                <m:dPr>
+                  <m:begChr m:val="["/>
+                  <m:endChr m:val="]"/>
+                </m:dPr>
+                <m:e>
+                  <m:r>
+                    <m:t xml:space="preserve">1</m:t>
+                  </m:r>
+                  <m:r>
+                    <m:t xml:space="preserve">+</m:t>
+                  </m:r>
+                  <m:f>
+                    <m:num>
+                      <m:sSup>
+                        <m:e>
+                          <m:r>
+                            <m:t xml:space="preserve">β</m:t>
+                          </m:r>
+                        </m:e>
+                        <m:sup>
+                          <m:r>
+                            <m:t xml:space="preserve">2</m:t>
+                          </m:r>
+                        </m:sup>
+                      </m:sSup>
+                      <m:sSup>
+                        <m:e>
+                          <m:r>
+                            <m:t xml:space="preserve">ω</m:t>
+                          </m:r>
+                        </m:e>
+                        <m:sup>
+                          <m:r>
+                            <m:t xml:space="preserve">2</m:t>
+                          </m:r>
+                        </m:sup>
+                      </m:sSup>
+                    </m:num>
+                    <m:den>
+                      <m:sSup>
+                        <m:e>
+                          <m:r>
+                            <m:t xml:space="preserve">4π</m:t>
+                          </m:r>
+                        </m:e>
+                        <m:sup>
+                          <m:r>
+                            <m:t xml:space="preserve">2</m:t>
+                          </m:r>
+                        </m:sup>
+                      </m:sSup>
+                      <m:sSup>
+                        <m:e>
+                          <m:r>
+                            <m:t xml:space="preserve">n</m:t>
+                          </m:r>
+                        </m:e>
+                        <m:sup>
+                          <m:r>
+                            <m:t xml:space="preserve">2</m:t>
+                          </m:r>
+                        </m:sup>
+                      </m:sSup>
+                    </m:den>
+                  </m:f>
+                </m:e>
+              </m:d>
+            </m:e>
+            <m:sup>
+              <m:r>
+                <m:t xml:space="preserve">−</m:t>
+              </m:r>
+              <m:r>
+                <m:t xml:space="preserve">1</m:t>
+              </m:r>
+            </m:sup>
+          </m:sSup>
+          <m:r>
             <m:t xml:space="preserve">=</m:t>
           </m:r>
-          <m:r>
-            <m:t xml:space="preserve">2π</m:t>
-          </m:r>
-          <m:r>
-            <m:t xml:space="preserve">n</m:t>
-          </m:r>
-          <m:r>
-            <m:t xml:space="preserve">T</m:t>
-          </m:r>
-          <m:r>
-            <m:t xml:space="preserve">photons</m:t>
-          </m:r>
-          <m:r>
-            <m:t xml:space="preserve">,</m:t>
-          </m:r>
-          <m:r>
-            <m:t xml:space="preserve">n</m:t>
-          </m:r>
-          <m:r>
-            <m:t xml:space="preserve">∈</m:t>
-          </m:r>
-          <m:r>
-            <m:t xml:space="preserve">ℤ</m:t>
-          </m:r>
+          <m:f>
+            <m:num>
+              <m:r>
+                <m:t xml:space="preserve">1</m:t>
+              </m:r>
+            </m:num>
+            <m:den>
+              <m:r>
+                <m:t xml:space="preserve">2</m:t>
+              </m:r>
+              <m:r>
+                <m:t xml:space="preserve"> </m:t>
+              </m:r>
+              <m:func>
+                <m:fName>
+                  <m:r>
+                    <m:t xml:space="preserve">sinh</m:t>
+                  </m:r>
+                </m:fName>
+                <m:e>
+                  <m:d>
+                    <m:dPr>
+                      <m:begChr m:val="["/>
+                      <m:endChr m:val="]"/>
+                    </m:dPr>
+                    <m:e>
+                      <m:f>
+                        <m:num>
+                          <m:r>
+                            <m:t xml:space="preserve">βω</m:t>
+                          </m:r>
+                        </m:num>
+                        <m:den>
+                          <m:r>
+                            <m:t xml:space="preserve">2</m:t>
+                          </m:r>
+                        </m:den>
+                      </m:f>
+                    </m:e>
+                  </m:d>
+                </m:e>
+              </m:func>
+            </m:den>
+          </m:f>
         </m:oMath>
       </m:oMathPara>
+    </w:p>
+    <w:p>
+      <w:r>
+        <w:t>using the product formula of Lesson 79, Worked example 3. Expanding, 1/(2 sinh(βω/2)) = Σ_k e^{−β(k + ½)ω}, the sum over the oscillator's levels.</w:t>
+      </w:r>
+    </w:p>
+    <w:p>
+      <w:r>
+        <w:t>Fermions. The fermionic oscillator H = ω(b†b − ½) has two states, so Z_F = e^{βω/2} + e^{−βω/2} = 2cosh(βω/2). The antiperiodic modes have ω_n = (2n + 1)π/β, and the Grassmann determinant is Π_n(−iω_n + ω). Pairing n with −n − 1 gives Π_{n≥0}(ω_n² + ω²). Normalized so that Z_F = Tr 1 = 2 at ω = 0, this is</w:t>
+      </w:r>
     </w:p>
     <w:p>
       <w:pPr>
@@ -502,7 +875,267 @@
           <m:sSub>
             <m:e>
               <m:r>
-                <m:t xml:space="preserve">ω</m:t>
+                <m:t xml:space="preserve">Z</m:t>
+              </m:r>
+            </m:e>
+            <m:sub>
+              <m:r>
+                <m:t xml:space="preserve">F</m:t>
+              </m:r>
+            </m:sub>
+          </m:sSub>
+          <m:r>
+            <m:t xml:space="preserve">=</m:t>
+          </m:r>
+          <m:r>
+            <m:t xml:space="preserve">2</m:t>
+          </m:r>
+          <m:r>
+            <m:t xml:space="preserve"> </m:t>
+          </m:r>
+          <m:sSub>
+            <m:e>
+              <m:r>
+                <m:t xml:space="preserve">Π</m:t>
+              </m:r>
+            </m:e>
+            <m:sub>
+              <m:r>
+                <m:t xml:space="preserve">n</m:t>
+              </m:r>
+              <m:r>
+                <m:t xml:space="preserve">≥</m:t>
+              </m:r>
+              <m:r>
+                <m:t xml:space="preserve">0</m:t>
+              </m:r>
+            </m:sub>
+          </m:sSub>
+          <m:r>
+            <m:t xml:space="preserve"> </m:t>
+          </m:r>
+          <m:d>
+            <m:dPr>
+              <m:begChr m:val="["/>
+              <m:endChr m:val="]"/>
+            </m:dPr>
+            <m:e>
+              <m:r>
+                <m:t xml:space="preserve">1</m:t>
+              </m:r>
+              <m:r>
+                <m:t xml:space="preserve">+</m:t>
+              </m:r>
+              <m:f>
+                <m:num>
+                  <m:sSup>
+                    <m:e>
+                      <m:r>
+                        <m:t xml:space="preserve">β</m:t>
+                      </m:r>
+                    </m:e>
+                    <m:sup>
+                      <m:r>
+                        <m:t xml:space="preserve">2</m:t>
+                      </m:r>
+                    </m:sup>
+                  </m:sSup>
+                  <m:sSup>
+                    <m:e>
+                      <m:r>
+                        <m:t xml:space="preserve">ω</m:t>
+                      </m:r>
+                    </m:e>
+                    <m:sup>
+                      <m:r>
+                        <m:t xml:space="preserve">2</m:t>
+                      </m:r>
+                    </m:sup>
+                  </m:sSup>
+                </m:num>
+                <m:den>
+                  <m:sSup>
+                    <m:e>
+                      <m:d>
+                        <m:dPr/>
+                        <m:e>
+                          <m:r>
+                            <m:t xml:space="preserve">2n</m:t>
+                          </m:r>
+                          <m:r>
+                            <m:t xml:space="preserve">+</m:t>
+                          </m:r>
+                          <m:r>
+                            <m:t xml:space="preserve">1</m:t>
+                          </m:r>
+                        </m:e>
+                      </m:d>
+                    </m:e>
+                    <m:sup>
+                      <m:r>
+                        <m:t xml:space="preserve">2</m:t>
+                      </m:r>
+                    </m:sup>
+                  </m:sSup>
+                  <m:r>
+                    <m:t xml:space="preserve"> </m:t>
+                  </m:r>
+                  <m:sSup>
+                    <m:e>
+                      <m:r>
+                        <m:t xml:space="preserve">π</m:t>
+                      </m:r>
+                    </m:e>
+                    <m:sup>
+                      <m:r>
+                        <m:t xml:space="preserve">2</m:t>
+                      </m:r>
+                    </m:sup>
+                  </m:sSup>
+                </m:den>
+              </m:f>
+            </m:e>
+          </m:d>
+          <m:r>
+            <m:t xml:space="preserve">=</m:t>
+          </m:r>
+          <m:r>
+            <m:t xml:space="preserve">2</m:t>
+          </m:r>
+          <m:r>
+            <m:t xml:space="preserve"> </m:t>
+          </m:r>
+          <m:func>
+            <m:fName>
+              <m:r>
+                <m:t xml:space="preserve">cosh</m:t>
+              </m:r>
+            </m:fName>
+            <m:e>
+              <m:d>
+                <m:dPr>
+                  <m:begChr m:val="["/>
+                  <m:endChr m:val="]"/>
+                </m:dPr>
+                <m:e>
+                  <m:f>
+                    <m:num>
+                      <m:r>
+                        <m:t xml:space="preserve">βω</m:t>
+                      </m:r>
+                    </m:num>
+                    <m:den>
+                      <m:r>
+                        <m:t xml:space="preserve">2</m:t>
+                      </m:r>
+                    </m:den>
+                  </m:f>
+                </m:e>
+              </m:d>
+            </m:e>
+          </m:func>
+        </m:oMath>
+      </m:oMathPara>
+    </w:p>
+    <w:p>
+      <w:r>
+        <w:t>using Π(1 + x²/((n + ½)²π²)) = cosh x. Periodic modes would have given a sinh, which vanishes at ω = 0 and cannot count two states. The antiperiodic condition is forced.</w:t>
+      </w:r>
+    </w:p>
+    <w:p>
+      <w:pPr>
+        <w:pStyle w:val="Heading2"/>
+      </w:pPr>
+      <w:r>
+        <w:t>2 Matsubara frequencies</w:t>
+      </w:r>
+    </w:p>
+    <w:p>
+      <w:pPr>
+        <w:pStyle w:val="Heading3"/>
+      </w:pPr>
+      <w:r>
+        <w:t>2.1 Loops become sums</w:t>
+      </w:r>
+    </w:p>
+    <w:p>
+      <w:r>
+        <w:t>A field periodic in τ has Fourier modes e^{iω_nτ}, with ω_n = 2πnT for photons and ω_n = (2n + 1)πT for electrons. The Euclidean Feynman rules of Lesson 66 still apply, with one change. The fourth component of momentum is discrete, so every loop's energy integral becomes a sum:</w:t>
+      </w:r>
+    </w:p>
+    <w:p>
+      <w:pPr>
+        <w:spacing w:before="100" w:after="160"/>
+        <w:jc w:val="center"/>
+      </w:pPr>
+      <m:oMathPara>
+        <m:oMath>
+          <m:r>
+            <m:t xml:space="preserve">∫</m:t>
+          </m:r>
+          <m:r>
+            <m:t xml:space="preserve"> </m:t>
+          </m:r>
+          <m:f>
+            <m:num>
+              <m:sSub>
+                <m:e>
+                  <m:r>
+                    <m:t xml:space="preserve">dk</m:t>
+                  </m:r>
+                </m:e>
+                <m:sub>
+                  <m:r>
+                    <m:t xml:space="preserve">4</m:t>
+                  </m:r>
+                </m:sub>
+              </m:sSub>
+            </m:num>
+            <m:den>
+              <m:r>
+                <m:t xml:space="preserve">2π</m:t>
+              </m:r>
+            </m:den>
+          </m:f>
+          <m:r>
+            <m:t xml:space="preserve"> </m:t>
+          </m:r>
+          <m:r>
+            <m:t xml:space="preserve">f</m:t>
+          </m:r>
+          <m:d>
+            <m:dPr>
+              <m:begChr m:val="["/>
+              <m:endChr m:val="]"/>
+            </m:dPr>
+            <m:e>
+              <m:sSub>
+                <m:e>
+                  <m:r>
+                    <m:t xml:space="preserve">k</m:t>
+                  </m:r>
+                </m:e>
+                <m:sub>
+                  <m:r>
+                    <m:t xml:space="preserve">4</m:t>
+                  </m:r>
+                </m:sub>
+              </m:sSub>
+            </m:e>
+          </m:d>
+          <m:r>
+            <m:t xml:space="preserve">→</m:t>
+          </m:r>
+          <m:r>
+            <m:t xml:space="preserve">T</m:t>
+          </m:r>
+          <m:r>
+            <m:t xml:space="preserve"> </m:t>
+          </m:r>
+          <m:sSub>
+            <m:e>
+              <m:r>
+                <m:t xml:space="preserve">Σ</m:t>
               </m:r>
             </m:e>
             <m:sub>
@@ -512,16 +1145,123 @@
             </m:sub>
           </m:sSub>
           <m:r>
-            <m:t xml:space="preserve">=</m:t>
+            <m:t xml:space="preserve"> </m:t>
           </m:r>
           <m:r>
-            <m:t xml:space="preserve">2π</m:t>
+            <m:t xml:space="preserve">f</m:t>
+          </m:r>
+          <m:d>
+            <m:dPr>
+              <m:begChr m:val="["/>
+              <m:endChr m:val="]"/>
+            </m:dPr>
+            <m:e>
+              <m:sSub>
+                <m:e>
+                  <m:r>
+                    <m:t xml:space="preserve">ω</m:t>
+                  </m:r>
+                </m:e>
+                <m:sub>
+                  <m:r>
+                    <m:t xml:space="preserve">n</m:t>
+                  </m:r>
+                </m:sub>
+              </m:sSub>
+            </m:e>
+          </m:d>
+        </m:oMath>
+      </m:oMathPara>
+    </w:p>
+    <w:p>
+      <w:r>
+        <w:t>The spacing of the frequencies is 2πT, which gives the factor T. In Minkowski language, k⁰ = iω_n. As T → 0 the spacing goes to zero and the sum becomes the integral again, so the vacuum theory is recovered. For T ≪ m, every thermal correction to a process involving electrons is suppressed by e^{−m/T}, because no electrons are present in the heat bath.</w:t>
+      </w:r>
+    </w:p>
+    <w:p>
+      <w:pPr>
+        <w:pStyle w:val="Heading3"/>
+      </w:pPr>
+      <w:r>
+        <w:t>2.2 The basic sum</w:t>
+      </w:r>
+    </w:p>
+    <w:p>
+      <w:r>
+        <w:t>The typical sum is the Euclidean propagator of a mode of energy E = √(|k|² + M²), summed over frequencies. Using Σ_n 1/(n² + a²) = (π/a) coth(πa), with a = E/2πT,</w:t>
+      </w:r>
+    </w:p>
+    <w:p>
+      <w:pPr>
+        <w:spacing w:before="100" w:after="160"/>
+        <w:jc w:val="center"/>
+      </w:pPr>
+      <m:oMathPara>
+        <m:oMath>
+          <m:r>
+            <m:t xml:space="preserve">T</m:t>
           </m:r>
           <m:r>
-            <m:t xml:space="preserve">n</m:t>
+            <m:t xml:space="preserve"> </m:t>
           </m:r>
+          <m:sSub>
+            <m:e>
+              <m:r>
+                <m:t xml:space="preserve">Σ</m:t>
+              </m:r>
+            </m:e>
+            <m:sub>
+              <m:r>
+                <m:t xml:space="preserve">n</m:t>
+              </m:r>
+            </m:sub>
+          </m:sSub>
           <m:r>
-            <m:t xml:space="preserve">+</m:t>
+            <m:t xml:space="preserve"> </m:t>
+          </m:r>
+          <m:f>
+            <m:num>
+              <m:r>
+                <m:t xml:space="preserve">1</m:t>
+              </m:r>
+            </m:num>
+            <m:den>
+              <m:sSubSup>
+                <m:e>
+                  <m:r>
+                    <m:t xml:space="preserve">ω</m:t>
+                  </m:r>
+                </m:e>
+                <m:sub>
+                  <m:r>
+                    <m:t xml:space="preserve">n</m:t>
+                  </m:r>
+                </m:sub>
+                <m:sup>
+                  <m:r>
+                    <m:t xml:space="preserve">2</m:t>
+                  </m:r>
+                </m:sup>
+              </m:sSubSup>
+              <m:r>
+                <m:t xml:space="preserve">+</m:t>
+              </m:r>
+              <m:sSup>
+                <m:e>
+                  <m:r>
+                    <m:t xml:space="preserve">E</m:t>
+                  </m:r>
+                </m:e>
+                <m:sup>
+                  <m:r>
+                    <m:t xml:space="preserve">2</m:t>
+                  </m:r>
+                </m:sup>
+              </m:sSup>
+            </m:den>
+          </m:f>
+          <m:r>
+            <m:t xml:space="preserve">=</m:t>
           </m:r>
           <m:f>
             <m:num>
@@ -531,47 +1271,294 @@
             </m:num>
             <m:den>
               <m:r>
-                <m:t xml:space="preserve">2</m:t>
+                <m:t xml:space="preserve">2E</m:t>
               </m:r>
             </m:den>
           </m:f>
           <m:r>
-            <m:t xml:space="preserve">T</m:t>
+            <m:t xml:space="preserve"> </m:t>
           </m:r>
+          <m:func>
+            <m:fName>
+              <m:r>
+                <m:t xml:space="preserve">coth</m:t>
+              </m:r>
+            </m:fName>
+            <m:e>
+              <m:d>
+                <m:dPr>
+                  <m:begChr m:val="["/>
+                  <m:endChr m:val="]"/>
+                </m:dPr>
+                <m:e>
+                  <m:f>
+                    <m:num>
+                      <m:r>
+                        <m:t xml:space="preserve">E</m:t>
+                      </m:r>
+                    </m:num>
+                    <m:den>
+                      <m:r>
+                        <m:t xml:space="preserve">2T</m:t>
+                      </m:r>
+                    </m:den>
+                  </m:f>
+                </m:e>
+              </m:d>
+            </m:e>
+          </m:func>
           <m:r>
-            <m:t xml:space="preserve">electrons</m:t>
+            <m:t xml:space="preserve">=</m:t>
           </m:r>
+          <m:f>
+            <m:num>
+              <m:r>
+                <m:t xml:space="preserve">1</m:t>
+              </m:r>
+            </m:num>
+            <m:den>
+              <m:r>
+                <m:t xml:space="preserve">2E</m:t>
+              </m:r>
+            </m:den>
+          </m:f>
           <m:r>
-            <m:t xml:space="preserve">,</m:t>
+            <m:t xml:space="preserve"> </m:t>
           </m:r>
-          <m:r>
-            <m:t xml:space="preserve">n</m:t>
-          </m:r>
-          <m:r>
-            <m:t xml:space="preserve">∈</m:t>
-          </m:r>
-          <m:r>
-            <m:t xml:space="preserve">ℤ</m:t>
-          </m:r>
+          <m:d>
+            <m:dPr>
+              <m:begChr m:val="["/>
+              <m:endChr m:val="]"/>
+            </m:dPr>
+            <m:e>
+              <m:r>
+                <m:t xml:space="preserve">1</m:t>
+              </m:r>
+              <m:r>
+                <m:t xml:space="preserve">+</m:t>
+              </m:r>
+              <m:r>
+                <m:t xml:space="preserve">2</m:t>
+              </m:r>
+              <m:r>
+                <m:t xml:space="preserve"> </m:t>
+              </m:r>
+              <m:sSub>
+                <m:e>
+                  <m:r>
+                    <m:t xml:space="preserve">n</m:t>
+                  </m:r>
+                </m:e>
+                <m:sub>
+                  <m:r>
+                    <m:t xml:space="preserve">B</m:t>
+                  </m:r>
+                </m:sub>
+              </m:sSub>
+              <m:d>
+                <m:dPr>
+                  <m:begChr m:val="["/>
+                  <m:endChr m:val="]"/>
+                </m:dPr>
+                <m:e>
+                  <m:r>
+                    <m:t xml:space="preserve">E</m:t>
+                  </m:r>
+                </m:e>
+              </m:d>
+            </m:e>
+          </m:d>
         </m:oMath>
       </m:oMathPara>
     </w:p>
     <w:p>
       <w:r>
-        <w:t>A loop integral ∫d⁴k/(2π)⁴ becomes T Σ_n ∫d³k/(2π)³, with k⁰ replaced by iω_n.</w:t>
+        <w:t>For fermions, Σ_n 1/((n + ½)² + a²) = (π/a) tanh(πa), and</w:t>
       </w:r>
     </w:p>
     <w:p>
       <w:pPr>
-        <w:pStyle w:val="Heading2"/>
+        <w:spacing w:before="100" w:after="160"/>
+        <w:jc w:val="center"/>
       </w:pPr>
-      <w:r>
-        <w:t>3 What thermal QED changes, and what it does not</w:t>
-      </w:r>
+      <m:oMathPara>
+        <m:oMath>
+          <m:r>
+            <m:t xml:space="preserve">T</m:t>
+          </m:r>
+          <m:r>
+            <m:t xml:space="preserve"> </m:t>
+          </m:r>
+          <m:sSub>
+            <m:e>
+              <m:r>
+                <m:t xml:space="preserve">Σ</m:t>
+              </m:r>
+            </m:e>
+            <m:sub>
+              <m:r>
+                <m:t xml:space="preserve">n</m:t>
+              </m:r>
+            </m:sub>
+          </m:sSub>
+          <m:r>
+            <m:t xml:space="preserve"> </m:t>
+          </m:r>
+          <m:f>
+            <m:num>
+              <m:r>
+                <m:t xml:space="preserve">1</m:t>
+              </m:r>
+            </m:num>
+            <m:den>
+              <m:sSubSup>
+                <m:e>
+                  <m:r>
+                    <m:t xml:space="preserve">ω</m:t>
+                  </m:r>
+                </m:e>
+                <m:sub>
+                  <m:r>
+                    <m:t xml:space="preserve">n</m:t>
+                  </m:r>
+                </m:sub>
+                <m:sup>
+                  <m:r>
+                    <m:t xml:space="preserve">2</m:t>
+                  </m:r>
+                </m:sup>
+              </m:sSubSup>
+              <m:r>
+                <m:t xml:space="preserve">+</m:t>
+              </m:r>
+              <m:sSup>
+                <m:e>
+                  <m:r>
+                    <m:t xml:space="preserve">E</m:t>
+                  </m:r>
+                </m:e>
+                <m:sup>
+                  <m:r>
+                    <m:t xml:space="preserve">2</m:t>
+                  </m:r>
+                </m:sup>
+              </m:sSup>
+            </m:den>
+          </m:f>
+          <m:r>
+            <m:t xml:space="preserve">=</m:t>
+          </m:r>
+          <m:f>
+            <m:num>
+              <m:r>
+                <m:t xml:space="preserve">1</m:t>
+              </m:r>
+            </m:num>
+            <m:den>
+              <m:r>
+                <m:t xml:space="preserve">2E</m:t>
+              </m:r>
+            </m:den>
+          </m:f>
+          <m:r>
+            <m:t xml:space="preserve"> </m:t>
+          </m:r>
+          <m:func>
+            <m:fName>
+              <m:r>
+                <m:t xml:space="preserve">tanh</m:t>
+              </m:r>
+            </m:fName>
+            <m:e>
+              <m:d>
+                <m:dPr>
+                  <m:begChr m:val="["/>
+                  <m:endChr m:val="]"/>
+                </m:dPr>
+                <m:e>
+                  <m:f>
+                    <m:num>
+                      <m:r>
+                        <m:t xml:space="preserve">E</m:t>
+                      </m:r>
+                    </m:num>
+                    <m:den>
+                      <m:r>
+                        <m:t xml:space="preserve">2T</m:t>
+                      </m:r>
+                    </m:den>
+                  </m:f>
+                </m:e>
+              </m:d>
+            </m:e>
+          </m:func>
+          <m:r>
+            <m:t xml:space="preserve">=</m:t>
+          </m:r>
+          <m:f>
+            <m:num>
+              <m:r>
+                <m:t xml:space="preserve">1</m:t>
+              </m:r>
+            </m:num>
+            <m:den>
+              <m:r>
+                <m:t xml:space="preserve">2E</m:t>
+              </m:r>
+            </m:den>
+          </m:f>
+          <m:r>
+            <m:t xml:space="preserve"> </m:t>
+          </m:r>
+          <m:d>
+            <m:dPr>
+              <m:begChr m:val="["/>
+              <m:endChr m:val="]"/>
+            </m:dPr>
+            <m:e>
+              <m:r>
+                <m:t xml:space="preserve">1</m:t>
+              </m:r>
+              <m:r>
+                <m:t xml:space="preserve">−</m:t>
+              </m:r>
+              <m:r>
+                <m:t xml:space="preserve">2</m:t>
+              </m:r>
+              <m:r>
+                <m:t xml:space="preserve"> </m:t>
+              </m:r>
+              <m:sSub>
+                <m:e>
+                  <m:r>
+                    <m:t xml:space="preserve">n</m:t>
+                  </m:r>
+                </m:e>
+                <m:sub>
+                  <m:r>
+                    <m:t xml:space="preserve">F</m:t>
+                  </m:r>
+                </m:sub>
+              </m:sSub>
+              <m:d>
+                <m:dPr>
+                  <m:begChr m:val="["/>
+                  <m:endChr m:val="]"/>
+                </m:dPr>
+                <m:e>
+                  <m:r>
+                    <m:t xml:space="preserve">E</m:t>
+                  </m:r>
+                </m:e>
+              </m:d>
+            </m:e>
+          </m:d>
+        </m:oMath>
+      </m:oMathPara>
     </w:p>
     <w:p>
       <w:r>
-        <w:t>The Feynman rules of Lesson 49 still apply, with that replacement. The Ward identity still kills the photon mass: a thermal plasma does not give the photon a Lorentz-invariant mass, though it does generate a Debye screening length for the electric field. Infrared divergences of Lesson 73 are worse, because a Bose factor 1/(e^{ω/T}−1)∼T/ω is singular at ω=0. This lesson does not compute a thermal production rate; it warns that the vacuum Bloch–Nordsieck cancellation is not the last word in a plasma.</w:t>
+        <w:t>Each sum splits into the vacuum result, 1/2E, which is Lesson 81's ∫dk₄/(2π)(k₄² + E²)⁻¹, and a thermal part. The thermal part is weighted by the occupation of real particles in the bath. Bosons enhance it and fermions suppress it, by Bose enhancement and Pauli blocking. The temperature enters a loop only through on-shell particles that are already present.</w:t>
       </w:r>
     </w:p>
     <w:p>
@@ -585,7 +1572,12 @@
     </w:p>
     <w:p>
       <w:r>
-        <w:t>A photon at rest in the plasma has ω=0 in the vacuum sense. Is that mode thermal? The n=0 Matsubara photon is the static mode, responsible for Debye screening. It is not a propagating on-shell photon of Lesson 37. Confusing the two is how one might think the photon had acquired a mass in conflict with Lesson 71.</w:t>
+        <w:t>What does the bosonic sum look like at high and low temperature?</w:t>
+      </w:r>
+    </w:p>
+    <w:p>
+      <w:r>
+        <w:t>For T ≪ E, n_B ≈ e^{−E/T}, and the thermal part is exponentially small. For T ≫ E, n_B ≈ T/E, and the sum is dominated by the n = 0 term, T/E², which is the classical limit. This large thermal occupation at small E is why infrared effects are stronger in a plasma than in the vacuum. A soft photon of energy ω ≪ T is accompanied by T/ω others already in the bath, so the 1/ω of Lesson 73 becomes T/ω².</w:t>
       </w:r>
     </w:p>
     <w:p>
@@ -593,7 +1585,470 @@
         <w:pStyle w:val="Heading2"/>
       </w:pPr>
       <w:r>
-        <w:t>Connections to QED</w:t>
+        <w:t>3 The photon gas</w:t>
+      </w:r>
+    </w:p>
+    <w:p>
+      <w:pPr>
+        <w:pStyle w:val="Heading3"/>
+      </w:pPr>
+      <w:r>
+        <w:t>3.1 The free energy</w:t>
+      </w:r>
+    </w:p>
+    <w:p>
+      <w:r>
+        <w:t>Lesson 81 found that the one-loop effective potential is ½∫log(k_E² + E²) per mode. At finite temperature, with the k₄ integral replaced by the sum, take the logarithm of Worked example 1's Z_B for each momentum mode. F = −T log Z gives the free energy per mode as E/2 + T log(1 − e^{−E/T}). The first term is the vacuum zero-point energy, removed by renormalization. The photon has two polarizations, so</w:t>
+      </w:r>
+    </w:p>
+    <w:p>
+      <w:pPr>
+        <w:spacing w:before="100" w:after="160"/>
+        <w:jc w:val="center"/>
+      </w:pPr>
+      <m:oMathPara>
+        <m:oMath>
+          <m:f>
+            <m:num>
+              <m:r>
+                <m:t xml:space="preserve">F</m:t>
+              </m:r>
+            </m:num>
+            <m:den>
+              <m:r>
+                <m:t xml:space="preserve">V</m:t>
+              </m:r>
+            </m:den>
+          </m:f>
+          <m:r>
+            <m:t xml:space="preserve">=</m:t>
+          </m:r>
+          <m:r>
+            <m:t xml:space="preserve">2</m:t>
+          </m:r>
+          <m:r>
+            <m:t xml:space="preserve"> </m:t>
+          </m:r>
+          <m:r>
+            <m:t xml:space="preserve">T</m:t>
+          </m:r>
+          <m:r>
+            <m:t xml:space="preserve"> </m:t>
+          </m:r>
+          <m:r>
+            <m:t xml:space="preserve">∫</m:t>
+          </m:r>
+          <m:r>
+            <m:t xml:space="preserve"> </m:t>
+          </m:r>
+          <m:f>
+            <m:num>
+              <m:sSup>
+                <m:e>
+                  <m:r>
+                    <m:t xml:space="preserve">d</m:t>
+                  </m:r>
+                </m:e>
+                <m:sup>
+                  <m:r>
+                    <m:t xml:space="preserve">3</m:t>
+                  </m:r>
+                </m:sup>
+              </m:sSup>
+              <m:r>
+                <m:t xml:space="preserve">k</m:t>
+              </m:r>
+            </m:num>
+            <m:den>
+              <m:sSup>
+                <m:e>
+                  <m:d>
+                    <m:dPr/>
+                    <m:e>
+                      <m:r>
+                        <m:t xml:space="preserve">2π</m:t>
+                      </m:r>
+                    </m:e>
+                  </m:d>
+                </m:e>
+                <m:sup>
+                  <m:r>
+                    <m:t xml:space="preserve">3</m:t>
+                  </m:r>
+                </m:sup>
+              </m:sSup>
+            </m:den>
+          </m:f>
+          <m:r>
+            <m:t xml:space="preserve"> </m:t>
+          </m:r>
+          <m:func>
+            <m:fName>
+              <m:r>
+                <m:t xml:space="preserve">log</m:t>
+              </m:r>
+            </m:fName>
+            <m:e>
+              <m:d>
+                <m:dPr>
+                  <m:begChr m:val="["/>
+                  <m:endChr m:val="]"/>
+                </m:dPr>
+                <m:e>
+                  <m:r>
+                    <m:t xml:space="preserve">1</m:t>
+                  </m:r>
+                  <m:r>
+                    <m:t xml:space="preserve">−</m:t>
+                  </m:r>
+                  <m:sSup>
+                    <m:e>
+                      <m:r>
+                        <m:t xml:space="preserve">e</m:t>
+                      </m:r>
+                    </m:e>
+                    <m:sup>
+                      <m:r>
+                        <m:t xml:space="preserve">−</m:t>
+                      </m:r>
+                      <m:f>
+                        <m:num>
+                          <m:r>
+                            <m:t xml:space="preserve">k</m:t>
+                          </m:r>
+                        </m:num>
+                        <m:den>
+                          <m:r>
+                            <m:t xml:space="preserve">T</m:t>
+                          </m:r>
+                        </m:den>
+                      </m:f>
+                    </m:sup>
+                  </m:sSup>
+                </m:e>
+              </m:d>
+            </m:e>
+          </m:func>
+          <m:r>
+            <m:t xml:space="preserve">=</m:t>
+          </m:r>
+          <m:r>
+            <m:t xml:space="preserve">−</m:t>
+          </m:r>
+          <m:f>
+            <m:num>
+              <m:sSup>
+                <m:e>
+                  <m:r>
+                    <m:t xml:space="preserve">π</m:t>
+                  </m:r>
+                </m:e>
+                <m:sup>
+                  <m:r>
+                    <m:t xml:space="preserve">2</m:t>
+                  </m:r>
+                </m:sup>
+              </m:sSup>
+            </m:num>
+            <m:den>
+              <m:r>
+                <m:t xml:space="preserve">45</m:t>
+              </m:r>
+            </m:den>
+          </m:f>
+          <m:r>
+            <m:t xml:space="preserve"> </m:t>
+          </m:r>
+          <m:sSup>
+            <m:e>
+              <m:r>
+                <m:t xml:space="preserve">T</m:t>
+              </m:r>
+            </m:e>
+            <m:sup>
+              <m:r>
+                <m:t xml:space="preserve">4</m:t>
+              </m:r>
+            </m:sup>
+          </m:sSup>
+        </m:oMath>
+      </m:oMathPara>
+    </w:p>
+    <w:p>
+      <w:r>
+        <w:t>The integral is done by expanding the logarithm, −Σ_j e^{−jk/T}/j, and integrating term by term: ∫d³k e^{−jk/T}/(2π)³ = T³/(π²j³), and Σ1/j⁴ = π⁴/90. The pressure is P = −F/V = π²T⁴/45. The energy density, u = −T²∂(F/VT)/∂T, is u = 3P = π²T⁴/15. This is the Stefan–Boltzmann law, now a one-loop calculation in Euclidean QED on a circle.</w:t>
+      </w:r>
+    </w:p>
+    <w:p>
+      <w:r>
+        <w:rPr>
+          <w:b/>
+          <w:i/>
+        </w:rPr>
+        <w:t>Worked example 3</w:t>
+      </w:r>
+    </w:p>
+    <w:p>
+      <w:r>
+        <w:t>Find the energy density of the cosmic microwave background, T = 2.7255 K.</w:t>
+      </w:r>
+    </w:p>
+    <w:p>
+      <w:r>
+        <w:t>kT = 8.617×10⁻⁵ eV/K × 2.7255 K = 2.349×10⁻⁴ eV. In ordinary units u = (π²/15)(kT)⁴/(ħc)³. With ħc = 1.9733×10⁻⁵ eV cm, (ħc)³ = 7.684×10⁻¹⁵ eV³ cm³ and (kT)⁴ = 3.044×10⁻¹⁵ eV⁴. So u = 0.658 × 3.044/7.684 eV/cm³ = 0.261 eV/cm³. The number density, 2ζ(3)T³/π², is 411 photons per cm³. The mean energy per photon is u/n = 6.3×10⁻⁴ eV, about 2.7T.</w:t>
+      </w:r>
+    </w:p>
+    <w:p>
+      <w:pPr>
+        <w:pStyle w:val="Heading3"/>
+      </w:pPr>
+      <w:r>
+        <w:t>3.2 Electrons and positrons</w:t>
+      </w:r>
+    </w:p>
+    <w:p>
+      <w:r>
+        <w:t>For a fermion the per-mode free energy is −T log(1 + e^{−E/T}), with the opposite sign of the vacuum term, as in Lesson 81. For massless fermions the integral gives Σ(−1)^{j+1}/j⁴ = (7/8)π⁴/90 in place of π⁴/90. An electron–positron pair with T ≫ m has four fermionic states per momentum, two spins for each of particle and antiparticle. Its pressure is 4 × (7/8) × (π²/90)T⁴ = (7/4) times that of the photon gas. The factor 7/8 per fermionic state is the cost of Pauli blocking. Cosmology uses it to count species: g_* = 2 + (7/8) × 4 = 11/2 for photons plus e⁺e⁻ above about 1 MeV.</w:t>
+      </w:r>
+    </w:p>
+    <w:p>
+      <w:pPr>
+        <w:pStyle w:val="Heading2"/>
+      </w:pPr>
+      <w:r>
+        <w:t>4 Debye screening</w:t>
+      </w:r>
+    </w:p>
+    <w:p>
+      <w:pPr>
+        <w:pStyle w:val="Heading3"/>
+      </w:pPr>
+      <w:r>
+        <w:t>4.1 The static photon</w:t>
+      </w:r>
+    </w:p>
+    <w:p>
+      <w:r>
+        <w:t>The n = 0 photon mode is time independent. It carries static electric fields, so its propagator at small |k| describes how a test charge is screened. The photon self-energy in the plasma, Π_{00}(ω_n = 0, k → 0), acts as a mass for this mode. In this static, long-wavelength limit it equals e² times the charge susceptibility, ∂²P/∂μ². Physically, a slowly varying potential φ shifts the local chemical potential by eφ, and the induced charge is the change in charge density.</w:t>
+      </w:r>
+    </w:p>
+    <w:p>
+      <w:pPr>
+        <w:pStyle w:val="Heading3"/>
+      </w:pPr>
+      <w:r>
+        <w:t>4.2 The Debye mass</w:t>
+      </w:r>
+    </w:p>
+    <w:p>
+      <w:r>
+        <w:t>For massless electrons and positrons with chemical potential μ, the pressure is P = 7π²T⁴/180 + μ²T²/6 + μ⁴/12π². So ∂²P/∂μ² = T²/3 at μ = 0, and</w:t>
+      </w:r>
+    </w:p>
+    <w:p>
+      <w:pPr>
+        <w:spacing w:before="100" w:after="160"/>
+        <w:jc w:val="center"/>
+      </w:pPr>
+      <m:oMathPara>
+        <m:oMath>
+          <m:sSubSup>
+            <m:e>
+              <m:r>
+                <m:t xml:space="preserve">m</m:t>
+              </m:r>
+            </m:e>
+            <m:sub>
+              <m:r>
+                <m:t xml:space="preserve">D</m:t>
+              </m:r>
+            </m:sub>
+            <m:sup>
+              <m:r>
+                <m:t xml:space="preserve">2</m:t>
+              </m:r>
+            </m:sup>
+          </m:sSubSup>
+          <m:r>
+            <m:t xml:space="preserve">=</m:t>
+          </m:r>
+          <m:sSup>
+            <m:e>
+              <m:r>
+                <m:t xml:space="preserve">e</m:t>
+              </m:r>
+            </m:e>
+            <m:sup>
+              <m:r>
+                <m:t xml:space="preserve">2</m:t>
+              </m:r>
+            </m:sup>
+          </m:sSup>
+          <m:r>
+            <m:t xml:space="preserve"> </m:t>
+          </m:r>
+          <m:f>
+            <m:num>
+              <m:sSup>
+                <m:e>
+                  <m:r>
+                    <m:t xml:space="preserve">T</m:t>
+                  </m:r>
+                </m:e>
+                <m:sup>
+                  <m:r>
+                    <m:t xml:space="preserve">2</m:t>
+                  </m:r>
+                </m:sup>
+              </m:sSup>
+            </m:num>
+            <m:den>
+              <m:r>
+                <m:t xml:space="preserve">3</m:t>
+              </m:r>
+            </m:den>
+          </m:f>
+        </m:oMath>
+      </m:oMathPara>
+    </w:p>
+    <w:p>
+      <w:r>
+        <w:t>The static potential of a test charge becomes</w:t>
+      </w:r>
+    </w:p>
+    <w:p>
+      <w:pPr>
+        <w:spacing w:before="100" w:after="160"/>
+        <w:jc w:val="center"/>
+      </w:pPr>
+      <m:oMathPara>
+        <m:oMath>
+          <m:r>
+            <m:t xml:space="preserve">V</m:t>
+          </m:r>
+          <m:d>
+            <m:dPr>
+              <m:begChr m:val="["/>
+              <m:endChr m:val="]"/>
+            </m:dPr>
+            <m:e>
+              <m:r>
+                <m:t xml:space="preserve">r</m:t>
+              </m:r>
+            </m:e>
+          </m:d>
+          <m:r>
+            <m:t xml:space="preserve">=</m:t>
+          </m:r>
+          <m:f>
+            <m:num>
+              <m:r>
+                <m:t xml:space="preserve">α</m:t>
+              </m:r>
+            </m:num>
+            <m:den>
+              <m:r>
+                <m:t xml:space="preserve">r</m:t>
+              </m:r>
+            </m:den>
+          </m:f>
+          <m:r>
+            <m:t xml:space="preserve"> </m:t>
+          </m:r>
+          <m:sSup>
+            <m:e>
+              <m:r>
+                <m:t xml:space="preserve">e</m:t>
+              </m:r>
+            </m:e>
+            <m:sup>
+              <m:r>
+                <m:t xml:space="preserve">−</m:t>
+              </m:r>
+              <m:sSub>
+                <m:e>
+                  <m:r>
+                    <m:t xml:space="preserve">m</m:t>
+                  </m:r>
+                </m:e>
+                <m:sub>
+                  <m:r>
+                    <m:t xml:space="preserve">D</m:t>
+                  </m:r>
+                </m:sub>
+              </m:sSub>
+              <m:r>
+                <m:t xml:space="preserve"> </m:t>
+              </m:r>
+              <m:r>
+                <m:t xml:space="preserve">r</m:t>
+              </m:r>
+            </m:sup>
+          </m:sSup>
+        </m:oMath>
+      </m:oMathPara>
+    </w:p>
+    <w:p>
+      <w:r>
+        <w:t>The plasma screens charge beyond a distance 1/m_D = √3/(eT). This is the relativistic version of the Debye–Hückel length of a classical plasma, λ_D² = T/(ne²). Transverse photons do not acquire a static mass. Their propagating modes in the plasma have a minimum frequency, the plasma frequency, ω_pl² = m_D²/3 = e²T²/9. Neither result conflicts with Lesson 71's Ward identity. The plasma has a rest frame, which breaks Lorentz invariance, so Π^{μν} can have structures, such as Π₀₀ ≠ 0 at k → 0, that the vacuum forbids. Gauge invariance, k_μΠ^{μν} = 0, still holds.</w:t>
+      </w:r>
+    </w:p>
+    <w:p>
+      <w:r>
+        <w:rPr>
+          <w:b/>
+          <w:i/>
+        </w:rPr>
+        <w:t>Worked example 4</w:t>
+      </w:r>
+    </w:p>
+    <w:p>
+      <w:r>
+        <w:t>Find the screening length in the e⁺e⁻γ plasma of the early universe at T = 10 MeV, and compare it with the mean spacing between particles.</w:t>
+      </w:r>
+    </w:p>
+    <w:p>
+      <w:r>
+        <w:t>m_D = eT/√3, with e = √(4πα) = 0.3028, so m_D = 0.1748T = 1.748 MeV. The screening length is ħc/m_D = 197.3 MeV fm/1.748 MeV = 113 fm. The number density of photons is 2ζ(3)T³/π² = 0.2436T³. Each fermionic state has 3/4 of a bosonic state's density, so the four e⁺e⁻ states add (3/2) × 0.2436T³, for a total of 0.609T³. At T = 10 MeV this is 7.9×10⁻⁵ fm⁻³, a mean spacing of 23 fm. A cube one screening length on a side therefore holds about 115 particles. The Debye picture treats the plasma as a continuum, and with this many particles inside the screening cloud it is self-consistent. The ratio m_D/T = e/√3 is small because e is small. That smallness is what makes the perturbative treatment of a QED plasma work.</w:t>
+      </w:r>
+    </w:p>
+    <w:p>
+      <w:pPr>
+        <w:pStyle w:val="Heading2"/>
+      </w:pPr>
+      <w:r>
+        <w:t>5 Real time and rates</w:t>
+      </w:r>
+    </w:p>
+    <w:p>
+      <w:r>
+        <w:t>A Euclidean calculation gives static quantities directly: free energies, screening masses, and susceptibilities. Rates and spectra, such as the photon emission rate of a plasma, need real-time correlators. They are obtained by analytically continuing a Matsubara correlator from the discrete points iω_n to a real frequency ω + iε. The continuation is unique under mild conditions on its growth. The thermal infrared problem of Worked example 2 means that rates for soft processes need resummed propagators, carrying the Debye and plasma masses, before they are finite. This lesson does not compute such a rate. It warns that Lesson 74's cancellation is not the whole story in a plasma.</w:t>
+      </w:r>
+    </w:p>
+    <w:p>
+      <w:r>
+        <w:t>The same method gives the thermal effective potential of Lesson 81. For a boson of mass M ≪ T, the thermal free energy expands as −π²T⁴/90 + M²T²/24 + ⋯. When M² depends on a field, as it does for the Higgs field in Lesson 86, the M²T²/24 term raises the effective mass at the origin. At high enough temperature the minimum moves back to zero field, and the broken symmetry is restored.</w:t>
+      </w:r>
+    </w:p>
+    <w:p>
+      <w:pPr>
+        <w:pStyle w:val="Heading2"/>
+      </w:pPr>
+      <w:r>
+        <w:t>6 What this lesson has not done</w:t>
+      </w:r>
+    </w:p>
+    <w:p>
+      <w:r>
+        <w:t>It used the fermionic coherent-state trace without deriving it. It quoted the product formulas for sinh and cosh, the coth and tanh series, ζ(4) = π⁴/90, and ζ(3). It obtained the Debye mass from the thermodynamic susceptibility rather than from the one-loop Π₀₀, which gives the same result. It quoted the plasma frequency and the high-temperature expansion. It did not compute any real-time rate, and it did not treat the hard-thermal-loop resummation those rates require.</w:t>
+      </w:r>
+    </w:p>
+    <w:p>
+      <w:pPr>
+        <w:pStyle w:val="Heading2"/>
+      </w:pPr>
+      <w:r>
+        <w:t>7 Connections to QED</w:t>
       </w:r>
     </w:p>
     <w:tbl>
@@ -650,7 +2105,7 @@
                 <w:b/>
                 <w:color w:val="FFFFFF"/>
               </w:rPr>
-              <w:t>Where it is used</w:t>
+              <w:t>Where it is used next</w:t>
             </w:r>
           </w:p>
         </w:tc>
@@ -669,7 +2124,7 @@
           </w:tcPr>
           <w:p>
             <w:r>
-              <w:t>Z(T)=∫_{period 1/T} e^{−S_E}</w:t>
+              <w:t>Z = ∫ over a circle of e^{−S_E}</w:t>
             </w:r>
           </w:p>
         </w:tc>
@@ -686,7 +2141,7 @@
           </w:tcPr>
           <w:p>
             <w:r>
-              <w:t>Thermal expectation values</w:t>
+              <w:t>All of thermal field theory</w:t>
             </w:r>
           </w:p>
         </w:tc>
@@ -706,7 +2161,7 @@
           </w:tcPr>
           <w:p>
             <w:r>
-              <w:t>ω_n=2πnT or 2π(n+1/2)T</w:t>
+              <w:t>Periodic photons, antiperiodic electrons</w:t>
             </w:r>
           </w:p>
         </w:tc>
@@ -724,7 +2179,7 @@
           </w:tcPr>
           <w:p>
             <w:r>
-              <w:t>Thermal loops</w:t>
+              <w:t>Matsubara frequencies; fermion signs</w:t>
             </w:r>
           </w:p>
         </w:tc>
@@ -743,7 +2198,7 @@
           </w:tcPr>
           <w:p>
             <w:r>
-              <w:t>T→0 recovers vacuum QED</w:t>
+              <w:t>TΣ_n = vacuum + n_B or n_F part</w:t>
             </w:r>
           </w:p>
         </w:tc>
@@ -760,7 +2215,119 @@
           </w:tcPr>
           <w:p>
             <w:r>
-              <w:t>Consistency with Lessons 66 and 79</w:t>
+              <w:t>Thermal loops; Bose enhancement, Pauli blocking</w:t>
+            </w:r>
+          </w:p>
+        </w:tc>
+      </w:tr>
+      <w:tr>
+        <w:tc>
+          <w:tcPr>
+            <w:tcW w:type="dxa" w:w="3264"/>
+            <w:vAlign w:val="center"/>
+            <w:shd w:fill="EAF2F8"/>
+            <w:tcMar>
+              <w:top w:w="100" w:type="dxa"/>
+              <w:start w:w="100" w:type="dxa"/>
+              <w:bottom w:w="100" w:type="dxa"/>
+              <w:end w:w="100" w:type="dxa"/>
+            </w:tcMar>
+          </w:tcPr>
+          <w:p>
+            <w:r>
+              <w:t>u = π²T⁴/15, fermions × 7/8</w:t>
+            </w:r>
+          </w:p>
+        </w:tc>
+        <w:tc>
+          <w:tcPr>
+            <w:tcW w:type="dxa" w:w="6528"/>
+            <w:vAlign w:val="center"/>
+            <w:shd w:fill="EAF2F8"/>
+            <w:tcMar>
+              <w:top w:w="100" w:type="dxa"/>
+              <w:start w:w="100" w:type="dxa"/>
+              <w:bottom w:w="100" w:type="dxa"/>
+              <w:end w:w="100" w:type="dxa"/>
+            </w:tcMar>
+          </w:tcPr>
+          <w:p>
+            <w:r>
+              <w:t>Cosmology, stellar interiors</w:t>
+            </w:r>
+          </w:p>
+        </w:tc>
+      </w:tr>
+      <w:tr>
+        <w:tc>
+          <w:tcPr>
+            <w:tcW w:type="dxa" w:w="3264"/>
+            <w:vAlign w:val="center"/>
+            <w:tcMar>
+              <w:top w:w="100" w:type="dxa"/>
+              <w:start w:w="100" w:type="dxa"/>
+              <w:bottom w:w="100" w:type="dxa"/>
+              <w:end w:w="100" w:type="dxa"/>
+            </w:tcMar>
+          </w:tcPr>
+          <w:p>
+            <w:r>
+              <w:t>m_D² = e²T²/3</w:t>
+            </w:r>
+          </w:p>
+        </w:tc>
+        <w:tc>
+          <w:tcPr>
+            <w:tcW w:type="dxa" w:w="6528"/>
+            <w:vAlign w:val="center"/>
+            <w:tcMar>
+              <w:top w:w="100" w:type="dxa"/>
+              <w:start w:w="100" w:type="dxa"/>
+              <w:bottom w:w="100" w:type="dxa"/>
+              <w:end w:w="100" w:type="dxa"/>
+            </w:tcMar>
+          </w:tcPr>
+          <w:p>
+            <w:r>
+              <w:t>Screening in plasmas; resummation</w:t>
+            </w:r>
+          </w:p>
+        </w:tc>
+      </w:tr>
+      <w:tr>
+        <w:tc>
+          <w:tcPr>
+            <w:tcW w:type="dxa" w:w="3264"/>
+            <w:vAlign w:val="center"/>
+            <w:shd w:fill="EAF2F8"/>
+            <w:tcMar>
+              <w:top w:w="100" w:type="dxa"/>
+              <w:start w:w="100" w:type="dxa"/>
+              <w:bottom w:w="100" w:type="dxa"/>
+              <w:end w:w="100" w:type="dxa"/>
+            </w:tcMar>
+          </w:tcPr>
+          <w:p>
+            <w:r>
+              <w:t>Thermal M²T²/24</w:t>
+            </w:r>
+          </w:p>
+        </w:tc>
+        <w:tc>
+          <w:tcPr>
+            <w:tcW w:type="dxa" w:w="6528"/>
+            <w:vAlign w:val="center"/>
+            <w:shd w:fill="EAF2F8"/>
+            <w:tcMar>
+              <w:top w:w="100" w:type="dxa"/>
+              <w:start w:w="100" w:type="dxa"/>
+              <w:bottom w:w="100" w:type="dxa"/>
+              <w:end w:w="100" w:type="dxa"/>
+            </w:tcMar>
+          </w:tcPr>
+          <w:p>
+            <w:r>
+              <w:t>Symmetry restoration of the Higgs field, Lesson 86</w:t>
             </w:r>
           </w:p>
         </w:tc>
@@ -771,7 +2338,7 @@
         <w:pStyle w:val="Heading2"/>
       </w:pPr>
       <w:r>
-        <w:t>Summary</w:t>
+        <w:t>8 Summary</w:t>
       </w:r>
     </w:p>
     <w:p>
@@ -783,7 +2350,7 @@
         </w:numPr>
       </w:pPr>
       <w:r>
-        <w:t>Tr e^{−H/T} is a Euclidean path integral of period 1/T.</w:t>
+        <w:t>Tr e^{−βH} is a Euclidean path integral over fields on a circle of circumference β = 1/T.</w:t>
       </w:r>
     </w:p>
     <w:p>
@@ -795,7 +2362,7 @@
         </w:numPr>
       </w:pPr>
       <w:r>
-        <w:t>Photons are periodic in τ; electrons are antiperiodic.</w:t>
+        <w:t>Bosons are periodic and fermions antiperiodic, which the single oscillators confirm: 1/(2 sinh(βω/2)) and 2cosh(βω/2).</w:t>
       </w:r>
     </w:p>
     <w:p>
@@ -807,7 +2374,7 @@
         </w:numPr>
       </w:pPr>
       <w:r>
-        <w:t>k⁰ becomes iω_n and ∫dk⁰/2π becomes T Σ_n.</w:t>
+        <w:t>Loop energies become Matsubara frequencies, 2πnT or (2n + 1)πT, and ∫dk₄/2π becomes TΣ_n.</w:t>
       </w:r>
     </w:p>
     <w:p>
@@ -819,7 +2386,7 @@
         </w:numPr>
       </w:pPr>
       <w:r>
-        <w:t>T→0 is ordinary QED.</w:t>
+        <w:t>The basic sum is (1/2E)(1 + 2n_B) for bosons and (1/2E)(1 − 2n_F) for fermions: the vacuum plus on-shell particles in the bath.</w:t>
       </w:r>
     </w:p>
     <w:p>
@@ -831,7 +2398,31 @@
         </w:numPr>
       </w:pPr>
       <w:r>
-        <w:t>Thermal infrared physics is more severe; it is not computed here.</w:t>
+        <w:t>The photon gas has F/V = −π²T⁴/45 and u = π²T⁴/15. For the CMB this is 0.26 eV/cm³. Each fermionic state counts 7/8 of a bosonic one.</w:t>
+      </w:r>
+    </w:p>
+    <w:p>
+      <w:pPr>
+        <w:pStyle w:val="ListNumber"/>
+        <w:numPr>
+          <w:ilvl w:val="0"/>
+          <w:numId w:val="10"/>
+        </w:numPr>
+      </w:pPr>
+      <w:r>
+        <w:t>The static photon mode is screened with m_D² = e²T²/3, giving V = (α/r)e^{−m_Dr}. Transverse photons propagate above ω_pl = eT/3.</w:t>
+      </w:r>
+    </w:p>
+    <w:p>
+      <w:pPr>
+        <w:pStyle w:val="ListNumber"/>
+        <w:numPr>
+          <w:ilvl w:val="0"/>
+          <w:numId w:val="10"/>
+        </w:numPr>
+      </w:pPr>
+      <w:r>
+        <w:t>Real-time rates require analytic continuation, and soft processes require resummation.</w:t>
       </w:r>
     </w:p>
     <w:p>
@@ -932,7 +2523,7 @@
           </w:tcPr>
           <w:p>
             <w:r>
-              <w:t>Why does a trace identify τ=0 with τ=β?</w:t>
+              <w:t>Explain why the trace makes Euclidean paths periodic.</w:t>
             </w:r>
           </w:p>
         </w:tc>
@@ -970,7 +2561,7 @@
           </w:tcPr>
           <w:p>
             <w:r>
-              <w:t>Write bosonic and fermionic Matsubara frequencies.</w:t>
+              <w:t>Show that antiperiodicity ψ(β) = −ψ(0) requires ω_n = (2n + 1)πT.</w:t>
             </w:r>
           </w:p>
         </w:tc>
@@ -1006,7 +2597,7 @@
           </w:tcPr>
           <w:p>
             <w:r>
-              <w:t>Replace ∫d⁴k/(2π)⁴ by a Matsubara sum.</w:t>
+              <w:t>Verify Z_B = 1/(2 sinh(βω/2)) = Σ_k e^{−β(k + ½)ω}, and find the mean energy.</w:t>
             </w:r>
           </w:p>
         </w:tc>
@@ -1044,7 +2635,7 @@
           </w:tcPr>
           <w:p>
             <w:r>
-              <w:t>Show that antiperiodicity forbids n integer for fermions.</w:t>
+              <w:t>Show that Z_F = 2cosh(βω/2) for H = ω(b†b − ½), and give the mean occupation ⟨b†b⟩.</w:t>
             </w:r>
           </w:p>
         </w:tc>
@@ -1080,7 +2671,7 @@
           </w:tcPr>
           <w:p>
             <w:r>
-              <w:t>What happens as T→0?</w:t>
+              <w:t>Derive T Σ_n(ω_n² + E²)⁻¹ = (1/2E)(1 + 2n_B), using coth(x/2) = 1 + 2/(e^x − 1).</w:t>
             </w:r>
           </w:p>
         </w:tc>
@@ -1118,7 +2709,7 @@
           </w:tcPr>
           <w:p>
             <w:r>
-              <w:t>Is the n=0 photon a physical polarization of Lesson 37?</w:t>
+              <w:t>Derive the fermionic sum, and show that its thermal part has the opposite sign.</w:t>
             </w:r>
           </w:p>
         </w:tc>
@@ -1154,7 +2745,7 @@
           </w:tcPr>
           <w:p>
             <w:r>
-              <w:t>Why are thermal IR divergences worse than Lesson 73's?</w:t>
+              <w:t>What happens to a thermal correction involving electrons when T = m/20?</w:t>
             </w:r>
           </w:p>
         </w:tc>
@@ -1192,7 +2783,7 @@
           </w:tcPr>
           <w:p>
             <w:r>
-              <w:t>Does the Ward identity still imply a massless photon?</w:t>
+              <w:t>Do the integral 2T∫d³k/(2π)³ log(1 − e^{−k/T}) and confirm −π²T⁴/45.</w:t>
             </w:r>
           </w:p>
         </w:tc>
@@ -1228,7 +2819,7 @@
           </w:tcPr>
           <w:p>
             <w:r>
-              <w:t>Connect this lesson to Lesson 66's Wick rotation.</w:t>
+              <w:t>From F/V = −π²T⁴/45, derive the entropy density and the energy density.</w:t>
             </w:r>
           </w:p>
         </w:tc>
@@ -1266,7 +2857,229 @@
           </w:tcPr>
           <w:p>
             <w:r>
-              <w:t>Challenge: the Bose distribution 1/(e^{ω/T}−1) arises from summing a geometric series of Matsubara modes after analytic continuation. Sketch why a sum over 2πnT produces a cotangent that has poles at those Bose frequencies.</w:t>
+              <w:t>Compute the CMB photon number density from 2ζ(3)T³/π², with ζ(3) = 1.202.</w:t>
+            </w:r>
+          </w:p>
+        </w:tc>
+      </w:tr>
+      <w:tr>
+        <w:tc>
+          <w:tcPr>
+            <w:tcW w:type="dxa" w:w="720"/>
+            <w:vAlign w:val="center"/>
+            <w:tcMar>
+              <w:top w:w="100" w:type="dxa"/>
+              <w:start w:w="100" w:type="dxa"/>
+              <w:bottom w:w="100" w:type="dxa"/>
+              <w:end w:w="100" w:type="dxa"/>
+            </w:tcMar>
+          </w:tcPr>
+          <w:p>
+            <w:r>
+              <w:t>11</w:t>
+            </w:r>
+          </w:p>
+        </w:tc>
+        <w:tc>
+          <w:tcPr>
+            <w:tcW w:type="dxa" w:w="9072"/>
+            <w:vAlign w:val="center"/>
+            <w:tcMar>
+              <w:top w:w="100" w:type="dxa"/>
+              <w:start w:w="100" w:type="dxa"/>
+              <w:bottom w:w="100" w:type="dxa"/>
+              <w:end w:w="100" w:type="dxa"/>
+            </w:tcMar>
+          </w:tcPr>
+          <w:p>
+            <w:r>
+              <w:t>Show that Σ(−1)^{j+1}/j⁴ = (7/8)ζ(4).</w:t>
+            </w:r>
+          </w:p>
+        </w:tc>
+      </w:tr>
+      <w:tr>
+        <w:tc>
+          <w:tcPr>
+            <w:tcW w:type="dxa" w:w="720"/>
+            <w:vAlign w:val="center"/>
+            <w:shd w:fill="EAF2F8"/>
+            <w:tcMar>
+              <w:top w:w="100" w:type="dxa"/>
+              <w:start w:w="100" w:type="dxa"/>
+              <w:bottom w:w="100" w:type="dxa"/>
+              <w:end w:w="100" w:type="dxa"/>
+            </w:tcMar>
+          </w:tcPr>
+          <w:p>
+            <w:r>
+              <w:t>12</w:t>
+            </w:r>
+          </w:p>
+        </w:tc>
+        <w:tc>
+          <w:tcPr>
+            <w:tcW w:type="dxa" w:w="9072"/>
+            <w:vAlign w:val="center"/>
+            <w:shd w:fill="EAF2F8"/>
+            <w:tcMar>
+              <w:top w:w="100" w:type="dxa"/>
+              <w:start w:w="100" w:type="dxa"/>
+              <w:bottom w:w="100" w:type="dxa"/>
+              <w:end w:w="100" w:type="dxa"/>
+            </w:tcMar>
+          </w:tcPr>
+          <w:p>
+            <w:r>
+              <w:t>Find g_* for photons plus e⁺e⁻ plus three species of neutrinos, counting one helicity per neutrino and one per antineutrino.</w:t>
+            </w:r>
+          </w:p>
+        </w:tc>
+      </w:tr>
+      <w:tr>
+        <w:tc>
+          <w:tcPr>
+            <w:tcW w:type="dxa" w:w="720"/>
+            <w:vAlign w:val="center"/>
+            <w:tcMar>
+              <w:top w:w="100" w:type="dxa"/>
+              <w:start w:w="100" w:type="dxa"/>
+              <w:bottom w:w="100" w:type="dxa"/>
+              <w:end w:w="100" w:type="dxa"/>
+            </w:tcMar>
+          </w:tcPr>
+          <w:p>
+            <w:r>
+              <w:t>13</w:t>
+            </w:r>
+          </w:p>
+        </w:tc>
+        <w:tc>
+          <w:tcPr>
+            <w:tcW w:type="dxa" w:w="9072"/>
+            <w:vAlign w:val="center"/>
+            <w:tcMar>
+              <w:top w:w="100" w:type="dxa"/>
+              <w:start w:w="100" w:type="dxa"/>
+              <w:bottom w:w="100" w:type="dxa"/>
+              <w:end w:w="100" w:type="dxa"/>
+            </w:tcMar>
+          </w:tcPr>
+          <w:p>
+            <w:r>
+              <w:t>Derive ∂²P/∂μ² = T²/3 for massless Dirac fermions from the stated P(T, μ).</w:t>
+            </w:r>
+          </w:p>
+        </w:tc>
+      </w:tr>
+      <w:tr>
+        <w:tc>
+          <w:tcPr>
+            <w:tcW w:type="dxa" w:w="720"/>
+            <w:vAlign w:val="center"/>
+            <w:shd w:fill="EAF2F8"/>
+            <w:tcMar>
+              <w:top w:w="100" w:type="dxa"/>
+              <w:start w:w="100" w:type="dxa"/>
+              <w:bottom w:w="100" w:type="dxa"/>
+              <w:end w:w="100" w:type="dxa"/>
+            </w:tcMar>
+          </w:tcPr>
+          <w:p>
+            <w:r>
+              <w:t>14</w:t>
+            </w:r>
+          </w:p>
+        </w:tc>
+        <w:tc>
+          <w:tcPr>
+            <w:tcW w:type="dxa" w:w="9072"/>
+            <w:vAlign w:val="center"/>
+            <w:shd w:fill="EAF2F8"/>
+            <w:tcMar>
+              <w:top w:w="100" w:type="dxa"/>
+              <w:start w:w="100" w:type="dxa"/>
+              <w:bottom w:w="100" w:type="dxa"/>
+              <w:end w:w="100" w:type="dxa"/>
+            </w:tcMar>
+          </w:tcPr>
+          <w:p>
+            <w:r>
+              <w:t>Evaluate the screening length at T = 1 GeV, and explain why the massless-electron formula applies there.</w:t>
+            </w:r>
+          </w:p>
+        </w:tc>
+      </w:tr>
+      <w:tr>
+        <w:tc>
+          <w:tcPr>
+            <w:tcW w:type="dxa" w:w="720"/>
+            <w:vAlign w:val="center"/>
+            <w:tcMar>
+              <w:top w:w="100" w:type="dxa"/>
+              <w:start w:w="100" w:type="dxa"/>
+              <w:bottom w:w="100" w:type="dxa"/>
+              <w:end w:w="100" w:type="dxa"/>
+            </w:tcMar>
+          </w:tcPr>
+          <w:p>
+            <w:r>
+              <w:t>15</w:t>
+            </w:r>
+          </w:p>
+        </w:tc>
+        <w:tc>
+          <w:tcPr>
+            <w:tcW w:type="dxa" w:w="9072"/>
+            <w:vAlign w:val="center"/>
+            <w:tcMar>
+              <w:top w:w="100" w:type="dxa"/>
+              <w:start w:w="100" w:type="dxa"/>
+              <w:bottom w:w="100" w:type="dxa"/>
+              <w:end w:w="100" w:type="dxa"/>
+            </w:tcMar>
+          </w:tcPr>
+          <w:p>
+            <w:r>
+              <w:t>Why does a plasma allow Π₀₀ ≠ 0 at k → 0, when the vacuum forbids a photon mass?</w:t>
+            </w:r>
+          </w:p>
+        </w:tc>
+      </w:tr>
+      <w:tr>
+        <w:tc>
+          <w:tcPr>
+            <w:tcW w:type="dxa" w:w="720"/>
+            <w:vAlign w:val="center"/>
+            <w:shd w:fill="EAF2F8"/>
+            <w:tcMar>
+              <w:top w:w="100" w:type="dxa"/>
+              <w:start w:w="100" w:type="dxa"/>
+              <w:bottom w:w="100" w:type="dxa"/>
+              <w:end w:w="100" w:type="dxa"/>
+            </w:tcMar>
+          </w:tcPr>
+          <w:p>
+            <w:r>
+              <w:t>16</w:t>
+            </w:r>
+          </w:p>
+        </w:tc>
+        <w:tc>
+          <w:tcPr>
+            <w:tcW w:type="dxa" w:w="9072"/>
+            <w:vAlign w:val="center"/>
+            <w:shd w:fill="EAF2F8"/>
+            <w:tcMar>
+              <w:top w:w="100" w:type="dxa"/>
+              <w:start w:w="100" w:type="dxa"/>
+              <w:bottom w:w="100" w:type="dxa"/>
+              <w:end w:w="100" w:type="dxa"/>
+            </w:tcMar>
+          </w:tcPr>
+          <w:p>
+            <w:r>
+              <w:t>Challenge: show that Σ_n 1/(n² + a²) = (π/a)coth(πa) by writing π cot(πz) as a sum over poles, and explain how this generates the Bose distribution.</w:t>
             </w:r>
           </w:p>
         </w:tc>
@@ -1291,7 +3104,7 @@
         <w:t xml:space="preserve"> </w:t>
       </w:r>
       <w:r>
-        <w:t>Tr(…)=Σ ⟨φ|…|φ⟩ uses the same state on both sides, so the path's ends coincide.</w:t>
+        <w:t>Tr O = Σ⟨q|O|q⟩ uses the same state at both ends, so the path returns to its starting point after imaginary time β.</w:t>
       </w:r>
     </w:p>
     <w:p>
@@ -1305,7 +3118,7 @@
         <w:t xml:space="preserve"> </w:t>
       </w:r>
       <w:r>
-        <w:t>2πnT bosons; 2π(n+1/2)T fermions.</w:t>
+        <w:t>e^{iω_nβ} = −1 requires ω_nβ = (2n + 1)π, so ω_n = (2n + 1)πT.</w:t>
       </w:r>
     </w:p>
     <w:p>
@@ -1319,7 +3132,7 @@
         <w:t xml:space="preserve"> </w:t>
       </w:r>
       <w:r>
-        <w:t>T Σ_n ∫d³k/(2π)³.</w:t>
+        <w:t>1/(2 sinh x) = e^{−x}/(1 − e^{−2x}) = Σ_k e^{−(2k+1)x}, with x = βω/2. ⟨E⟩ = −∂log Z/∂β = (ω/2)coth(βω/2) = ω(½ + n_B).</w:t>
       </w:r>
     </w:p>
     <w:p>
@@ -1333,7 +3146,7 @@
         <w:t xml:space="preserve"> </w:t>
       </w:r>
       <w:r>
-        <w:t>ψ(β)=−ψ(0) implies e^{iωβ}=−1, so ωβ=(2n+1)π, ω=2π(n+1/2)T.</w:t>
+        <w:t>The states b†b = 0 and 1 have energies −ω/2 and +ω/2. ⟨b†b⟩ = e^{−βω/2}/(2cosh(βω/2)) = 1/(e^{βω} + 1) = n_F.</w:t>
       </w:r>
     </w:p>
     <w:p>
@@ -1347,7 +3160,7 @@
         <w:t xml:space="preserve"> </w:t>
       </w:r>
       <w:r>
-        <w:t>The circle decompactifies; sums become the vacuum integrals of Lesson 66.</w:t>
+        <w:t>With a = E/2πT, TΣ 1/((2πT)²(n² + a²)) = (T/4π²T²)(π/a)coth(πa) = (1/2E)coth(E/2T). Then coth(E/2T) = 1 + 2n_B.</w:t>
       </w:r>
     </w:p>
     <w:p>
@@ -1361,7 +3174,7 @@
         <w:t xml:space="preserve"> </w:t>
       </w:r>
       <w:r>
-        <w:t>No. It is a static Euclidean mode. Physical photons are the n≠0 (or analytically continued) poles with two transverse polarizations.</w:t>
+        <w:t>With ω_n = 2πT(n + ½), the tanh series gives (1/2E)tanh(E/2T), and tanh(x/2) = 1 − 2/(e^x + 1) = 1 − 2n_F.</w:t>
       </w:r>
     </w:p>
     <w:p>
@@ -1375,7 +3188,7 @@
         <w:t xml:space="preserve"> </w:t>
       </w:r>
       <w:r>
-        <w:t>The Bose factor ∼T/ω at small ω makes ∫dω/ω even more infrared singular than the vacuum ∫dω/ω of Lesson 74.</w:t>
+        <w:t>It is suppressed by about e^{−20} = 2×10⁻⁹.</w:t>
       </w:r>
     </w:p>
     <w:p>
@@ -1389,7 +3202,7 @@
         <w:t xml:space="preserve"> </w:t>
       </w:r>
       <w:r>
-        <w:t>Yes, for the transverse photon; electric screening is a different tensor structure, consistent with current conservation.</w:t>
+        <w:t>−Σ_j(1/j)·2T·T³/(π²j³) = −(2T⁴/π²)ζ(4) = −(2T⁴/π²)(π⁴/90) = −π²T⁴/45.</w:t>
       </w:r>
     </w:p>
     <w:p>
@@ -1403,7 +3216,7 @@
         <w:t xml:space="preserve"> </w:t>
       </w:r>
       <w:r>
-        <w:t>Finite T is Wick rotation with compact τ rather than τ∈ℝ.</w:t>
+        <w:t>s = −∂(F/V)/∂T = 4π²T³/45. u = F/V + Ts = −π²T⁴/45 + 4π²T⁴/45 = π²T⁴/15.</w:t>
       </w:r>
     </w:p>
     <w:p>
@@ -1417,7 +3230,91 @@
         <w:t xml:space="preserve"> </w:t>
       </w:r>
       <w:r>
-        <w:t>πT cot(πz/T) has poles at z=nT; after rotation those poles are the Bose frequencies. The fermion case uses tan or a shifted cot.</w:t>
+        <w:t>n = 2 × 1.202/π² × (kT/ħc)³ = 0.2436 × (2.349×10⁻⁴/1.9733×10⁻⁵ cm⁻¹)³ = 0.2436 × 1687 cm⁻³ = 411 cm⁻³.</w:t>
+      </w:r>
+    </w:p>
+    <w:p>
+      <w:r>
+        <w:rPr>
+          <w:b/>
+        </w:rPr>
+        <w:t>11.</w:t>
+      </w:r>
+      <w:r>
+        <w:t xml:space="preserve"> </w:t>
+      </w:r>
+      <w:r>
+        <w:t>Σ(−1)^{j+1}/j⁴ = Σ1/j⁴ − 2Σ1/(2j)⁴ = ζ(4)(1 − 2/16) = (7/8)ζ(4).</w:t>
+      </w:r>
+    </w:p>
+    <w:p>
+      <w:r>
+        <w:rPr>
+          <w:b/>
+        </w:rPr>
+        <w:t>12.</w:t>
+      </w:r>
+      <w:r>
+        <w:t xml:space="preserve"> </w:t>
+      </w:r>
+      <w:r>
+        <w:t>g_* = 2 + (7/8)(4 + 3 × 2) = 2 + 70/8 = 43/4 = 10.75.</w:t>
+      </w:r>
+    </w:p>
+    <w:p>
+      <w:r>
+        <w:rPr>
+          <w:b/>
+        </w:rPr>
+        <w:t>13.</w:t>
+      </w:r>
+      <w:r>
+        <w:t xml:space="preserve"> </w:t>
+      </w:r>
+      <w:r>
+        <w:t>∂²/∂μ² of μ²T²/6 + μ⁴/12π² is T²/3 + μ²/π², which is T²/3 at μ = 0.</w:t>
+      </w:r>
+    </w:p>
+    <w:p>
+      <w:r>
+        <w:rPr>
+          <w:b/>
+        </w:rPr>
+        <w:t>14.</w:t>
+      </w:r>
+      <w:r>
+        <w:t xml:space="preserve"> </w:t>
+      </w:r>
+      <w:r>
+        <w:t>1/m_D = 197.3 MeV fm/(0.1748 × 1000 MeV) = 1.13 fm. At T = 1 GeV ≫ m_e, the electrons are ultrarelativistic and the massless formula applies. Muons, and above about 150 MeV quarks, also contribute to the screening at this temperature, so the full m_D is larger.</w:t>
+      </w:r>
+    </w:p>
+    <w:p>
+      <w:r>
+        <w:rPr>
+          <w:b/>
+        </w:rPr>
+        <w:t>15.</w:t>
+      </w:r>
+      <w:r>
+        <w:t xml:space="preserve"> </w:t>
+      </w:r>
+      <w:r>
+        <w:t>The vacuum Π^{μν} must be built from g^{μν} and q^μ, and transversality then forces Π(q²) to vanish at q² = 0. The plasma supplies its rest-frame velocity u^μ, which allows a second transverse structure that need not vanish at k → 0.</w:t>
+      </w:r>
+    </w:p>
+    <w:p>
+      <w:r>
+        <w:rPr>
+          <w:b/>
+        </w:rPr>
+        <w:t>16.</w:t>
+      </w:r>
+      <w:r>
+        <w:t xml:space="preserve"> </w:t>
+      </w:r>
+      <w:r>
+        <w:t>π cot(πz) has simple poles at z = n with residue 1, so Σ_n 1/(n² + a²) equals the sum of residues of π cot(πz)/(z² + a²) at the integers. Closing the contour picks up minus the residues at z = ±ia, which give (π/a)coth(πa). Writing coth in exponentials produces 1 + 2/(e^{2πa} − 1), the Bose factor.</w:t>
       </w:r>
     </w:p>
     <w:p>
@@ -1433,7 +3330,7 @@
         <w:pStyle w:val="ListBullet"/>
       </w:pPr>
       <w:r>
-        <w:t>I can write Z(T) as a periodic Euclidean path integral.</w:t>
+        <w:t>I can derive the thermal path integral and its boundary conditions.</w:t>
       </w:r>
     </w:p>
     <w:p>
@@ -1441,7 +3338,7 @@
         <w:pStyle w:val="ListBullet"/>
       </w:pPr>
       <w:r>
-        <w:t>I can state Matsubara frequencies for photons and electrons.</w:t>
+        <w:t>I can obtain the oscillator partition functions from Matsubara products.</w:t>
       </w:r>
     </w:p>
     <w:p>
@@ -1449,7 +3346,31 @@
         <w:pStyle w:val="ListBullet"/>
       </w:pPr>
       <w:r>
-        <w:t>I can recover T→0 as vacuum QED and name what this lesson does not compute.</w:t>
+        <w:t>I can evaluate Matsubara sums and identify their vacuum and thermal parts.</w:t>
+      </w:r>
+    </w:p>
+    <w:p>
+      <w:pPr>
+        <w:pStyle w:val="ListBullet"/>
+      </w:pPr>
+      <w:r>
+        <w:t>I can derive the Stefan–Boltzmann law and evaluate it for the CMB.</w:t>
+      </w:r>
+    </w:p>
+    <w:p>
+      <w:pPr>
+        <w:pStyle w:val="ListBullet"/>
+      </w:pPr>
+      <w:r>
+        <w:t>I can derive the Debye mass and explain why it does not contradict the Ward identity.</w:t>
+      </w:r>
+    </w:p>
+    <w:p>
+      <w:pPr>
+        <w:pStyle w:val="ListBullet"/>
+      </w:pPr>
+      <w:r>
+        <w:t>I can say what a Euclidean calculation gives directly, and what needs real time.</w:t>
       </w:r>
     </w:p>
     <w:p>
@@ -1462,7 +3383,7 @@
     </w:p>
     <w:p>
       <w:r>
-        <w:t>Lesson 85 puts QED in a strong external field, pair production without a second real photon, the process Lesson 57 postponed.</w:t>
+        <w:t>Lesson 85 returns to zero temperature and puts QED in a strong external field, where the vacuum itself produces pairs: the Schwinger process, which Lesson 57 postponed.</w:t>
       </w:r>
     </w:p>
     <w:sectPr>
